--- a/docs/tech/ezEKP/ezEKP_자바_시스템_개요.docx
+++ b/docs/tech/ezEKP/ezEKP_자바_시스템_개요.docx
@@ -3410,8 +3410,6 @@
       <w:r>
         <w:t>)</w:t>
       </w:r>
-      <w:bookmarkStart w:id="4" w:name="_GoBack"/>
-      <w:bookmarkEnd w:id="4"/>
     </w:p>
     <w:p>
       <w:pPr>
@@ -4410,7 +4408,10 @@
         <w:t xml:space="preserve">은 전자정부 표준프레임워크(버전 </w:t>
       </w:r>
       <w:r>
-        <w:t>3.5)</w:t>
+        <w:t>3.10</w:t>
+      </w:r>
+      <w:r>
+        <w:t>)</w:t>
       </w:r>
       <w:r>
         <w:rPr>
@@ -4458,11 +4459,16 @@
         <w:t>4</w:t>
       </w:r>
       <w:r>
+        <w:t>.3.25</w:t>
+      </w:r>
+      <w:r>
         <w:rPr>
           <w:rFonts w:hint="eastAsia"/>
         </w:rPr>
         <w:t>를 기반으로 하고 있다.</w:t>
       </w:r>
+      <w:bookmarkStart w:id="4" w:name="_GoBack"/>
+      <w:bookmarkEnd w:id="4"/>
     </w:p>
     <w:p>
       <w:r>
@@ -16298,7 +16304,7 @@
 </file>
 
 <file path=customXml/itemProps1.xml><?xml version="1.0" encoding="utf-8"?>
-<ds:datastoreItem xmlns:ds="http://schemas.openxmlformats.org/officeDocument/2006/customXml" ds:itemID="{88049FC3-7E72-41FF-90D3-B13D72A11592}">
+<ds:datastoreItem xmlns:ds="http://schemas.openxmlformats.org/officeDocument/2006/customXml" ds:itemID="{50EDED4A-7A10-4E0A-A78C-C562018A439E}">
   <ds:schemaRefs>
     <ds:schemaRef ds:uri="http://schemas.openxmlformats.org/officeDocument/2006/bibliography"/>
   </ds:schemaRefs>

--- a/docs/tech/ezEKP/ezEKP_자바_시스템_개요.docx
+++ b/docs/tech/ezEKP/ezEKP_자바_시스템_개요.docx
@@ -4467,150 +4467,871 @@
         </w:rPr>
         <w:t>를 기반으로 하고 있다.</w:t>
       </w:r>
-      <w:bookmarkStart w:id="4" w:name="_GoBack"/>
+    </w:p>
+    <w:p>
+      <w:r>
+        <w:t xml:space="preserve"> jgw-server</w:t>
+      </w:r>
+      <w:r>
+        <w:t>(JMocha Gateway Server)</w:t>
+      </w:r>
+      <w:r>
+        <w:t xml:space="preserve"> </w:t>
+      </w:r>
+      <w:r>
+        <w:rPr>
+          <w:rFonts w:hint="eastAsia"/>
+        </w:rPr>
+        <w:t xml:space="preserve">또한 </w:t>
+      </w:r>
+      <w:r>
+        <w:t xml:space="preserve">WAS </w:t>
+      </w:r>
+      <w:r>
+        <w:rPr>
+          <w:rFonts w:hint="eastAsia"/>
+        </w:rPr>
+        <w:t xml:space="preserve">상에서 동작하는 애플리케이션이나 사용자에게 직접적으로 서비스를 제공하는 것이 아닌 </w:t>
+      </w:r>
+      <w:r>
+        <w:rPr>
+          <w:rFonts w:hint="eastAsia"/>
+        </w:rPr>
+        <w:t>Back-end</w:t>
+      </w:r>
+      <w:r>
+        <w:rPr>
+          <w:rFonts w:hint="eastAsia"/>
+        </w:rPr>
+        <w:t xml:space="preserve">에서 메일과 주소록 관련 </w:t>
+      </w:r>
+      <w:r>
+        <w:t>REST API</w:t>
+      </w:r>
+      <w:r>
+        <w:rPr>
+          <w:rFonts w:hint="eastAsia"/>
+        </w:rPr>
+        <w:t xml:space="preserve">를 제공하는 </w:t>
+      </w:r>
+      <w:r>
+        <w:t xml:space="preserve">API </w:t>
+      </w:r>
+      <w:r>
+        <w:rPr>
+          <w:rFonts w:hint="eastAsia"/>
+        </w:rPr>
+        <w:t>서버이다.</w:t>
+      </w:r>
+      <w:r>
+        <w:t xml:space="preserve"> </w:t>
+      </w:r>
+      <w:r>
+        <w:rPr>
+          <w:rFonts w:hint="eastAsia"/>
+        </w:rPr>
+        <w:t xml:space="preserve">기술적으로 </w:t>
+      </w:r>
+      <w:r>
+        <w:t>Tomcat</w:t>
+      </w:r>
+      <w:r>
+        <w:rPr>
+          <w:rFonts w:hint="eastAsia"/>
+        </w:rPr>
+        <w:t xml:space="preserve">외에 다른 </w:t>
+      </w:r>
+      <w:r>
+        <w:t xml:space="preserve">WAS </w:t>
+      </w:r>
+      <w:r>
+        <w:rPr>
+          <w:rFonts w:hint="eastAsia"/>
+        </w:rPr>
+        <w:t xml:space="preserve">상에도 포팅하는 것이 가능하나 </w:t>
+      </w:r>
+      <w:r>
+        <w:t>API</w:t>
+      </w:r>
+      <w:r>
+        <w:rPr>
+          <w:rFonts w:hint="eastAsia"/>
+        </w:rPr>
+        <w:t xml:space="preserve">를 </w:t>
+      </w:r>
+      <w:r>
+        <w:t xml:space="preserve">HTTP </w:t>
+      </w:r>
+      <w:r>
+        <w:rPr>
+          <w:rFonts w:hint="eastAsia"/>
+        </w:rPr>
+        <w:t xml:space="preserve">프로토콜로 제공하기 위한 목적으로 </w:t>
+      </w:r>
+      <w:r>
+        <w:rPr>
+          <w:rFonts w:hint="eastAsia"/>
+        </w:rPr>
+        <w:t xml:space="preserve">단지 </w:t>
+      </w:r>
+      <w:r>
+        <w:t>WAS</w:t>
+      </w:r>
+      <w:r>
+        <w:rPr>
+          <w:rFonts w:hint="eastAsia"/>
+        </w:rPr>
+        <w:t>를 사용하는 것</w:t>
+      </w:r>
+      <w:r>
+        <w:rPr>
+          <w:rFonts w:hint="eastAsia"/>
+        </w:rPr>
+        <w:t xml:space="preserve"> 뿐</w:t>
+      </w:r>
+      <w:r>
+        <w:rPr>
+          <w:rFonts w:hint="eastAsia"/>
+        </w:rPr>
+        <w:t xml:space="preserve">이기 때문에 </w:t>
+      </w:r>
+      <w:r>
+        <w:rPr>
+          <w:rFonts w:hint="eastAsia"/>
+        </w:rPr>
+        <w:t xml:space="preserve">굳이 다른 </w:t>
+      </w:r>
+      <w:r>
+        <w:t>WAS</w:t>
+      </w:r>
+      <w:r>
+        <w:rPr>
+          <w:rFonts w:hint="eastAsia"/>
+        </w:rPr>
+        <w:t xml:space="preserve">에 포팅하는 작업을 수행하지 않았고 </w:t>
+      </w:r>
+      <w:r>
+        <w:t>jgw-server</w:t>
+      </w:r>
+      <w:r>
+        <w:rPr>
+          <w:rFonts w:hint="eastAsia"/>
+        </w:rPr>
+        <w:t xml:space="preserve">는 </w:t>
+      </w:r>
+      <w:r>
+        <w:t xml:space="preserve">Tomcat </w:t>
+      </w:r>
+      <w:r>
+        <w:rPr>
+          <w:rFonts w:hint="eastAsia"/>
+        </w:rPr>
+        <w:t>상에서만 운용하는 것으로 하고 있다.</w:t>
+      </w:r>
+      <w:r>
+        <w:t xml:space="preserve"> jgw-server</w:t>
+      </w:r>
+      <w:r>
+        <w:rPr>
+          <w:rFonts w:hint="eastAsia"/>
+        </w:rPr>
+        <w:t xml:space="preserve">는 </w:t>
+      </w:r>
+      <w:r>
+        <w:t>RESTful API</w:t>
+      </w:r>
+      <w:r>
+        <w:rPr>
+          <w:rFonts w:hint="eastAsia"/>
+        </w:rPr>
+        <w:t xml:space="preserve">를 제공하기 위한 자바의 표준 </w:t>
+      </w:r>
+      <w:r>
+        <w:t>API</w:t>
+      </w:r>
+      <w:r>
+        <w:rPr>
+          <w:rFonts w:hint="eastAsia"/>
+        </w:rPr>
+        <w:t xml:space="preserve">인 </w:t>
+      </w:r>
+      <w:r>
+        <w:t>JAX-RS</w:t>
+      </w:r>
+      <w:r>
+        <w:rPr>
+          <w:rFonts w:hint="eastAsia"/>
+        </w:rPr>
+        <w:t xml:space="preserve">를 구현한 </w:t>
+      </w:r>
+      <w:r>
+        <w:t xml:space="preserve">Jersey </w:t>
+      </w:r>
+      <w:r>
+        <w:rPr>
+          <w:rFonts w:hint="eastAsia"/>
+        </w:rPr>
+        <w:t xml:space="preserve">프레임워크를 기반으로 하고 있으며 </w:t>
+      </w:r>
+      <w:r>
+        <w:t>Spring</w:t>
+      </w:r>
+      <w:r>
+        <w:rPr>
+          <w:rFonts w:hint="eastAsia"/>
+        </w:rPr>
+        <w:t xml:space="preserve">에 비해 </w:t>
+      </w:r>
+      <w:r>
+        <w:t>Jersey</w:t>
+      </w:r>
+      <w:r>
+        <w:rPr>
+          <w:rFonts w:hint="eastAsia"/>
+        </w:rPr>
+        <w:t>는 매우 단순한 프레임워크인 관계로 매우 가벼운 특성을 갖고 있다.</w:t>
+      </w:r>
+      <w:r>
+        <w:t xml:space="preserve"> </w:t>
+      </w:r>
+      <w:r>
+        <w:rPr>
+          <w:rFonts w:hint="eastAsia"/>
+        </w:rPr>
+        <w:t>ezS</w:t>
+      </w:r>
+      <w:r>
+        <w:t>yncServer</w:t>
+      </w:r>
+      <w:r>
+        <w:rPr>
+          <w:rFonts w:hint="eastAsia"/>
+        </w:rPr>
+        <w:t xml:space="preserve">도 </w:t>
+      </w:r>
+      <w:r>
+        <w:t xml:space="preserve">Tomcat </w:t>
+      </w:r>
+      <w:r>
+        <w:rPr>
+          <w:rFonts w:hint="eastAsia"/>
+        </w:rPr>
+        <w:t xml:space="preserve">기반의 서버이며 </w:t>
+      </w:r>
+      <w:r>
+        <w:t>jgw-server</w:t>
+      </w:r>
+      <w:r>
+        <w:rPr>
+          <w:rFonts w:hint="eastAsia"/>
+        </w:rPr>
+        <w:t xml:space="preserve">와 동일한 </w:t>
+      </w:r>
+      <w:r>
+        <w:rPr>
+          <w:rFonts w:hint="eastAsia"/>
+        </w:rPr>
+        <w:t xml:space="preserve">Jersey </w:t>
+      </w:r>
+      <w:r>
+        <w:rPr>
+          <w:rFonts w:hint="eastAsia"/>
+        </w:rPr>
+        <w:t>프레임워크 상에서 구현되어 있다.</w:t>
+      </w:r>
+    </w:p>
+    <w:p>
+      <w:r>
+        <w:t xml:space="preserve"> jmocha-server(JMocha Mail Server)</w:t>
+      </w:r>
+      <w:r>
+        <w:rPr>
+          <w:rFonts w:hint="eastAsia"/>
+        </w:rPr>
+        <w:t xml:space="preserve">는 자바 기반의 메일 서버로 </w:t>
+      </w:r>
+      <w:r>
+        <w:t>WAS</w:t>
+      </w:r>
+      <w:r>
+        <w:rPr>
+          <w:rFonts w:hint="eastAsia"/>
+        </w:rPr>
+        <w:t xml:space="preserve">상에서 수행되는 웹애플리케이션이 아닌 단독으로 수행되는 </w:t>
+      </w:r>
+      <w:r>
+        <w:t xml:space="preserve">Stand-alone </w:t>
+      </w:r>
+      <w:r>
+        <w:rPr>
+          <w:rFonts w:hint="eastAsia"/>
+        </w:rPr>
+        <w:t>서버이다.</w:t>
+      </w:r>
+      <w:r>
+        <w:rPr>
+          <w:rFonts w:hint="eastAsia"/>
+        </w:rPr>
+        <w:t xml:space="preserve"> </w:t>
+      </w:r>
+      <w:r>
+        <w:t xml:space="preserve">SMTP, IMAP4, POP3 </w:t>
+      </w:r>
+      <w:r>
+        <w:rPr>
+          <w:rFonts w:hint="eastAsia"/>
+        </w:rPr>
+        <w:t>프로토콜 기능을 제공하며</w:t>
+      </w:r>
+      <w:r>
+        <w:rPr>
+          <w:rFonts w:hint="eastAsia"/>
+        </w:rPr>
+        <w:t xml:space="preserve"> </w:t>
+      </w:r>
+      <w:r>
+        <w:t xml:space="preserve">ezEKP </w:t>
+      </w:r>
+      <w:r>
+        <w:rPr>
+          <w:rFonts w:hint="eastAsia"/>
+        </w:rPr>
+        <w:t xml:space="preserve">닷넷에서 사용하는 </w:t>
+      </w:r>
+      <w:r>
+        <w:t xml:space="preserve">MS Exchange </w:t>
+      </w:r>
+      <w:r>
+        <w:rPr>
+          <w:rFonts w:hint="eastAsia"/>
+        </w:rPr>
+        <w:t>서버에 대응하는 역할을 수행한다.</w:t>
+      </w:r>
+      <w:r>
+        <w:t xml:space="preserve"> jmocha-server</w:t>
+      </w:r>
+      <w:r>
+        <w:rPr>
+          <w:rFonts w:hint="eastAsia"/>
+        </w:rPr>
+        <w:t xml:space="preserve">는 </w:t>
+      </w:r>
+      <w:r>
+        <w:t xml:space="preserve">Apache </w:t>
+      </w:r>
+      <w:r>
+        <w:rPr>
+          <w:rFonts w:hint="eastAsia"/>
+        </w:rPr>
+        <w:t xml:space="preserve">재단에서 오픈 소스로 개발하고 있는 자바 기반 메일 서버인 </w:t>
+      </w:r>
+      <w:r>
+        <w:t xml:space="preserve">JAMES(james.apache.org </w:t>
+      </w:r>
+      <w:r>
+        <w:rPr>
+          <w:rFonts w:hint="eastAsia"/>
+        </w:rPr>
+        <w:t xml:space="preserve">참고)를 기반으로 하고 있으며 </w:t>
+      </w:r>
+      <w:r>
+        <w:t>JAMES</w:t>
+      </w:r>
+      <w:r>
+        <w:rPr>
+          <w:rFonts w:hint="eastAsia"/>
+        </w:rPr>
+        <w:t>의 소스코드를</w:t>
+      </w:r>
+      <w:r>
+        <w:rPr>
+          <w:rFonts w:hint="eastAsia"/>
+        </w:rPr>
+        <w:t xml:space="preserve"> 수정하여</w:t>
+      </w:r>
+      <w:r>
+        <w:rPr>
+          <w:rFonts w:hint="eastAsia"/>
+        </w:rPr>
+        <w:t xml:space="preserve"> 자동분류,</w:t>
+      </w:r>
+      <w:r>
+        <w:t xml:space="preserve"> </w:t>
+      </w:r>
+      <w:r>
+        <w:rPr>
+          <w:rFonts w:hint="eastAsia"/>
+        </w:rPr>
+        <w:t xml:space="preserve">부재중응답 등 </w:t>
+      </w:r>
+      <w:r>
+        <w:t>ezEKP</w:t>
+      </w:r>
+      <w:r>
+        <w:rPr>
+          <w:rFonts w:hint="eastAsia"/>
+        </w:rPr>
+        <w:t>에서 필요로 하는 다양한 부가적인 기능을 구현하고 메일 저장 방식을 변경하는 등 자바 개발팀에서 커스터마이징을 한 서버이다.</w:t>
+      </w:r>
+      <w:r>
+        <w:t xml:space="preserve"> </w:t>
+      </w:r>
+      <w:r>
+        <w:t>JAMES</w:t>
+      </w:r>
+      <w:r>
+        <w:rPr>
+          <w:rFonts w:hint="eastAsia"/>
+        </w:rPr>
+        <w:t xml:space="preserve">는 </w:t>
+      </w:r>
+      <w:r>
+        <w:t xml:space="preserve">Apache </w:t>
+      </w:r>
+      <w:r>
+        <w:rPr>
+          <w:rFonts w:hint="eastAsia"/>
+        </w:rPr>
+        <w:t xml:space="preserve">재단에서 만든 오픈소스 제품이므로 </w:t>
+      </w:r>
+      <w:r>
+        <w:t>Apache License</w:t>
+      </w:r>
+      <w:r>
+        <w:rPr>
+          <w:rFonts w:hint="eastAsia"/>
+        </w:rPr>
+        <w:t xml:space="preserve">를 따르고 </w:t>
+      </w:r>
+      <w:r>
+        <w:rPr>
+          <w:rFonts w:hint="eastAsia"/>
+        </w:rPr>
+        <w:t>있다.</w:t>
+      </w:r>
+      <w:r>
+        <w:rPr>
+          <w:rFonts w:hint="eastAsia"/>
+        </w:rPr>
+        <w:t xml:space="preserve"> </w:t>
+      </w:r>
+      <w:r>
+        <w:t>Apache License</w:t>
+      </w:r>
+      <w:r>
+        <w:rPr>
+          <w:rFonts w:hint="eastAsia"/>
+        </w:rPr>
+        <w:t>는 기업 친화적인 라이선스이기 때문에 회사에서 상업적인 목적으로 제품을 개발하기 위해 사용하는데 문제가 없고 보편적인 언어인 자바를 기반으로 하고 있</w:t>
+      </w:r>
+      <w:r>
+        <w:rPr>
+          <w:rFonts w:hint="eastAsia"/>
+        </w:rPr>
+        <w:t xml:space="preserve">는 관계로 </w:t>
+      </w:r>
+      <w:r>
+        <w:rPr>
+          <w:rFonts w:hint="eastAsia"/>
+        </w:rPr>
+        <w:t>이를 선택해 자사의 메일 서버를 개발하게 된 것이다.</w:t>
+      </w:r>
+      <w:r>
+        <w:t xml:space="preserve"> </w:t>
+      </w:r>
+      <w:r>
+        <w:t>JMocha</w:t>
+      </w:r>
+      <w:r>
+        <w:rPr>
+          <w:rFonts w:hint="eastAsia"/>
+        </w:rPr>
+        <w:t xml:space="preserve">라는 이름은 본래 </w:t>
+      </w:r>
+      <w:r>
+        <w:t>Java</w:t>
+      </w:r>
+      <w:r>
+        <w:rPr>
+          <w:rFonts w:hint="eastAsia"/>
+        </w:rPr>
+        <w:t xml:space="preserve">가 커피의 한 종류이므로 필자가 좋아하는 커피인 카페 모카로부터 이름을 따와 </w:t>
+      </w:r>
+      <w:r>
+        <w:t>Java + Mocha = JMocha</w:t>
+      </w:r>
+      <w:r>
+        <w:rPr>
+          <w:rFonts w:hint="eastAsia"/>
+        </w:rPr>
+        <w:t xml:space="preserve">라고 한 것인데 굳이 의미를 부여하기 위해 </w:t>
+      </w:r>
+      <w:r>
+        <w:t>Java based Mail Orient</w:t>
+      </w:r>
+      <w:r>
+        <w:t xml:space="preserve">ed </w:t>
+      </w:r>
+      <w:r>
+        <w:lastRenderedPageBreak/>
+        <w:t>Communication system with High Availability</w:t>
+      </w:r>
+      <w:r>
+        <w:rPr>
+          <w:rFonts w:hint="eastAsia"/>
+        </w:rPr>
+        <w:t xml:space="preserve">, 즉 고가용성을 제공하는 자바 기반 메일 커뮤니케이션 시스템을 만드는 것을 목표로 </w:t>
+      </w:r>
+      <w:r>
+        <w:rPr>
+          <w:rFonts w:hint="eastAsia"/>
+        </w:rPr>
+        <w:t>하</w:t>
+      </w:r>
+      <w:r>
+        <w:rPr>
+          <w:rFonts w:hint="eastAsia"/>
+        </w:rPr>
+        <w:t>는</w:t>
+      </w:r>
+      <w:r>
+        <w:rPr>
+          <w:rFonts w:hint="eastAsia"/>
+        </w:rPr>
+        <w:t xml:space="preserve"> </w:t>
+      </w:r>
+      <w:r>
+        <w:rPr>
+          <w:rFonts w:hint="eastAsia"/>
+        </w:rPr>
+        <w:t xml:space="preserve">제품이라고 </w:t>
+      </w:r>
+      <w:r>
+        <w:rPr>
+          <w:rFonts w:hint="eastAsia"/>
+        </w:rPr>
+        <w:t>소개하기도 한다.</w:t>
+      </w:r>
+    </w:p>
+    <w:p>
+      <w:r>
+        <w:t xml:space="preserve"> </w:t>
+      </w:r>
+      <w:r>
+        <w:rPr>
+          <w:rFonts w:hint="eastAsia"/>
+        </w:rPr>
+        <w:t>위에서 소개한 ezEKP 내 모듈들(</w:t>
+      </w:r>
+      <w:r>
+        <w:t xml:space="preserve">ezSyncServer, </w:t>
+      </w:r>
+      <w:r>
+        <w:t>ezMobi</w:t>
+      </w:r>
+      <w:r>
+        <w:t>l</w:t>
+      </w:r>
+      <w:r>
+        <w:t>e, ezFlow, jmocha-server, jgw-server)</w:t>
+      </w:r>
+      <w:r>
+        <w:rPr>
+          <w:rFonts w:hint="eastAsia"/>
+        </w:rPr>
+        <w:t xml:space="preserve">은 모두 자바 </w:t>
+      </w:r>
+      <w:r>
+        <w:t>8</w:t>
+      </w:r>
+      <w:r>
+        <w:t>(</w:t>
+      </w:r>
+      <w:r>
+        <w:rPr>
+          <w:rFonts w:hint="eastAsia"/>
+        </w:rPr>
+        <w:t xml:space="preserve">자바 </w:t>
+      </w:r>
+      <w:r>
+        <w:t>1.8</w:t>
+      </w:r>
+      <w:r>
+        <w:rPr>
+          <w:rFonts w:hint="eastAsia"/>
+        </w:rPr>
+        <w:t>이라고도 부름)</w:t>
+      </w:r>
+      <w:r>
+        <w:rPr>
+          <w:rFonts w:hint="eastAsia"/>
+        </w:rPr>
+        <w:t xml:space="preserve">을 기반으로 하고 </w:t>
+      </w:r>
+      <w:r>
+        <w:rPr>
+          <w:rFonts w:hint="eastAsia"/>
+        </w:rPr>
+        <w:t xml:space="preserve">있으며 </w:t>
+      </w:r>
+      <w:r>
+        <w:rPr>
+          <w:rFonts w:hint="eastAsia"/>
+        </w:rPr>
+        <w:t>지원하는 O</w:t>
+      </w:r>
+      <w:r>
+        <w:t xml:space="preserve">S </w:t>
+      </w:r>
+      <w:r>
+        <w:rPr>
+          <w:rFonts w:hint="eastAsia"/>
+        </w:rPr>
+        <w:t xml:space="preserve">플랫폼은 </w:t>
+      </w:r>
+      <w:r>
+        <w:rPr>
+          <w:rFonts w:hint="eastAsia"/>
+        </w:rPr>
+        <w:t>리눅스이고</w:t>
+      </w:r>
+      <w:r>
+        <w:rPr>
+          <w:rFonts w:hint="eastAsia"/>
+        </w:rPr>
+        <w:t xml:space="preserve"> 다양한 리눅스 배포판 중 </w:t>
+      </w:r>
+      <w:r>
+        <w:t>CentOS(</w:t>
+      </w:r>
+      <w:r>
+        <w:rPr>
+          <w:rFonts w:hint="eastAsia"/>
+        </w:rPr>
+        <w:t xml:space="preserve">버전 </w:t>
+      </w:r>
+      <w:r>
+        <w:t>7</w:t>
+      </w:r>
+      <w:r>
+        <w:rPr>
+          <w:rFonts w:hint="eastAsia"/>
+        </w:rPr>
+        <w:t>이상)</w:t>
+      </w:r>
+      <w:r>
+        <w:rPr>
+          <w:rFonts w:hint="eastAsia"/>
+        </w:rPr>
+        <w:t xml:space="preserve">를 주플랫폼으로 삼고 있다. </w:t>
+      </w:r>
+      <w:r>
+        <w:rPr>
+          <w:rFonts w:hint="eastAsia"/>
+        </w:rPr>
+        <w:t xml:space="preserve">참고로 </w:t>
+      </w:r>
+      <w:r>
+        <w:t>CentOS</w:t>
+      </w:r>
+      <w:r>
+        <w:rPr>
+          <w:rFonts w:hint="eastAsia"/>
+        </w:rPr>
+        <w:t xml:space="preserve">는 상용 리눅스 배포판인 </w:t>
+      </w:r>
+      <w:r>
+        <w:t>RHEL(RedHat Enterprise Linux)</w:t>
+      </w:r>
+      <w:r>
+        <w:rPr>
+          <w:rFonts w:hint="eastAsia"/>
+        </w:rPr>
+        <w:t>의 소스코드를 기반으로 오픈소스 커뮤니티에서 제작한 배포판</w:t>
+      </w:r>
+      <w:r>
+        <w:rPr>
+          <w:rFonts w:hint="eastAsia"/>
+        </w:rPr>
+        <w:t xml:space="preserve">으로 동일한 소스코드를 기반으로 하고 있기 때문에 </w:t>
+      </w:r>
+      <w:r>
+        <w:t>RHEL</w:t>
+      </w:r>
+      <w:r>
+        <w:rPr>
+          <w:rFonts w:hint="eastAsia"/>
+        </w:rPr>
+        <w:t xml:space="preserve">과 사실상 동일한 </w:t>
+      </w:r>
+      <w:r>
+        <w:t>OS</w:t>
+      </w:r>
+      <w:r>
+        <w:rPr>
+          <w:rFonts w:hint="eastAsia"/>
+        </w:rPr>
+        <w:t>라고 볼 수 있다.</w:t>
+      </w:r>
+      <w:r>
+        <w:t xml:space="preserve"> </w:t>
+      </w:r>
+      <w:r>
+        <w:t>ezEKP</w:t>
+      </w:r>
+      <w:r>
+        <w:rPr>
+          <w:rFonts w:hint="eastAsia"/>
+        </w:rPr>
+        <w:t xml:space="preserve">는 </w:t>
+      </w:r>
+      <w:r>
+        <w:rPr>
+          <w:rFonts w:hint="eastAsia"/>
+        </w:rPr>
+        <w:t xml:space="preserve">자바를 기반으로 하고 있으므로 </w:t>
+      </w:r>
+      <w:r>
+        <w:rPr>
+          <w:rFonts w:hint="eastAsia"/>
+        </w:rPr>
+        <w:t>기술적으로</w:t>
+      </w:r>
+      <w:r>
+        <w:rPr>
+          <w:rFonts w:hint="eastAsia"/>
+        </w:rPr>
+        <w:t xml:space="preserve"> 윈도우 서버를 지원하는 것도 가능하나 다양한 </w:t>
+      </w:r>
+      <w:r>
+        <w:t xml:space="preserve">OS </w:t>
+      </w:r>
+      <w:r>
+        <w:rPr>
+          <w:rFonts w:hint="eastAsia"/>
+        </w:rPr>
+        <w:t xml:space="preserve">플랫폼을 지원하기 위해서는 단순히 애플리케이션을 실행하는 것 외에 기술 지원 등 다양한 요소들을 신경써야 하기 때문에 </w:t>
+      </w:r>
+      <w:r>
+        <w:rPr>
+          <w:rFonts w:hint="eastAsia"/>
+        </w:rPr>
+        <w:t>원칙적으로</w:t>
+      </w:r>
+      <w:r>
+        <w:rPr>
+          <w:rFonts w:hint="eastAsia"/>
+        </w:rPr>
+        <w:t xml:space="preserve"> </w:t>
+      </w:r>
+      <w:r>
+        <w:t>CentOS</w:t>
+      </w:r>
+      <w:r>
+        <w:rPr>
+          <w:rFonts w:hint="eastAsia"/>
+        </w:rPr>
+        <w:t>만을 지원하는 것으로 하고 있다.</w:t>
+      </w:r>
+    </w:p>
+    <w:p/>
+    <w:p>
+      <w:pPr>
+        <w:pStyle w:val="1"/>
+      </w:pPr>
+      <w:bookmarkStart w:id="4" w:name="_Toc61392812"/>
+      <w:r>
+        <w:rPr>
+          <w:rFonts w:hint="eastAsia"/>
+        </w:rPr>
+        <w:t xml:space="preserve">ezEKP 자바 모듈 </w:t>
+      </w:r>
+      <w:r>
+        <w:rPr>
+          <w:rFonts w:hint="eastAsia"/>
+        </w:rPr>
+        <w:t xml:space="preserve">시스템 </w:t>
+      </w:r>
+      <w:r>
+        <w:rPr>
+          <w:rFonts w:hint="eastAsia"/>
+        </w:rPr>
+        <w:t>배치</w:t>
+      </w:r>
       <w:bookmarkEnd w:id="4"/>
     </w:p>
     <w:p>
       <w:r>
-        <w:t xml:space="preserve"> jgw-server</w:t>
-      </w:r>
-      <w:r>
-        <w:t>(JMocha Gateway Server)</w:t>
-      </w:r>
-      <w:r>
-        <w:t xml:space="preserve"> </w:t>
-      </w:r>
-      <w:r>
-        <w:rPr>
-          <w:rFonts w:hint="eastAsia"/>
-        </w:rPr>
-        <w:t xml:space="preserve">또한 </w:t>
-      </w:r>
-      <w:r>
-        <w:t xml:space="preserve">WAS </w:t>
-      </w:r>
-      <w:r>
-        <w:rPr>
-          <w:rFonts w:hint="eastAsia"/>
-        </w:rPr>
-        <w:t xml:space="preserve">상에서 동작하는 애플리케이션이나 사용자에게 직접적으로 서비스를 제공하는 것이 아닌 </w:t>
-      </w:r>
-      <w:r>
-        <w:rPr>
-          <w:rFonts w:hint="eastAsia"/>
-        </w:rPr>
-        <w:t>Back-end</w:t>
-      </w:r>
-      <w:r>
-        <w:rPr>
-          <w:rFonts w:hint="eastAsia"/>
-        </w:rPr>
-        <w:t xml:space="preserve">에서 메일과 주소록 관련 </w:t>
-      </w:r>
-      <w:r>
-        <w:t>REST API</w:t>
-      </w:r>
-      <w:r>
-        <w:rPr>
-          <w:rFonts w:hint="eastAsia"/>
-        </w:rPr>
-        <w:t xml:space="preserve">를 제공하는 </w:t>
-      </w:r>
-      <w:r>
-        <w:t xml:space="preserve">API </w:t>
-      </w:r>
-      <w:r>
-        <w:rPr>
-          <w:rFonts w:hint="eastAsia"/>
-        </w:rPr>
-        <w:t>서버이다.</w:t>
-      </w:r>
-      <w:r>
-        <w:t xml:space="preserve"> </w:t>
-      </w:r>
-      <w:r>
-        <w:rPr>
-          <w:rFonts w:hint="eastAsia"/>
-        </w:rPr>
-        <w:t xml:space="preserve">기술적으로 </w:t>
-      </w:r>
-      <w:r>
-        <w:t>Tomcat</w:t>
-      </w:r>
-      <w:r>
-        <w:rPr>
-          <w:rFonts w:hint="eastAsia"/>
-        </w:rPr>
-        <w:t xml:space="preserve">외에 다른 </w:t>
-      </w:r>
-      <w:r>
-        <w:t xml:space="preserve">WAS </w:t>
-      </w:r>
-      <w:r>
-        <w:rPr>
-          <w:rFonts w:hint="eastAsia"/>
-        </w:rPr>
-        <w:t xml:space="preserve">상에도 포팅하는 것이 가능하나 </w:t>
-      </w:r>
-      <w:r>
-        <w:t>API</w:t>
-      </w:r>
-      <w:r>
-        <w:rPr>
-          <w:rFonts w:hint="eastAsia"/>
-        </w:rPr>
-        <w:t xml:space="preserve">를 </w:t>
-      </w:r>
-      <w:r>
-        <w:t xml:space="preserve">HTTP </w:t>
-      </w:r>
-      <w:r>
-        <w:rPr>
-          <w:rFonts w:hint="eastAsia"/>
-        </w:rPr>
-        <w:t xml:space="preserve">프로토콜로 제공하기 위한 목적으로 </w:t>
-      </w:r>
-      <w:r>
-        <w:rPr>
-          <w:rFonts w:hint="eastAsia"/>
-        </w:rPr>
-        <w:t xml:space="preserve">단지 </w:t>
-      </w:r>
-      <w:r>
-        <w:t>WAS</w:t>
-      </w:r>
-      <w:r>
-        <w:rPr>
-          <w:rFonts w:hint="eastAsia"/>
-        </w:rPr>
-        <w:t>를 사용하는 것</w:t>
-      </w:r>
-      <w:r>
-        <w:rPr>
-          <w:rFonts w:hint="eastAsia"/>
-        </w:rPr>
-        <w:t xml:space="preserve"> 뿐</w:t>
-      </w:r>
-      <w:r>
-        <w:rPr>
-          <w:rFonts w:hint="eastAsia"/>
-        </w:rPr>
-        <w:t xml:space="preserve">이기 때문에 </w:t>
-      </w:r>
-      <w:r>
-        <w:rPr>
-          <w:rFonts w:hint="eastAsia"/>
-        </w:rPr>
-        <w:t xml:space="preserve">굳이 다른 </w:t>
-      </w:r>
-      <w:r>
-        <w:t>WAS</w:t>
-      </w:r>
-      <w:r>
-        <w:rPr>
-          <w:rFonts w:hint="eastAsia"/>
-        </w:rPr>
-        <w:t xml:space="preserve">에 포팅하는 작업을 수행하지 않았고 </w:t>
+        <w:t xml:space="preserve"> </w:t>
+      </w:r>
+      <w:r>
+        <w:t>ezEKP</w:t>
+      </w:r>
+      <w:r>
+        <w:rPr>
+          <w:rFonts w:hint="eastAsia"/>
+        </w:rPr>
+        <w:t xml:space="preserve">를 구성하는 애플리케이션 모듈들은 </w:t>
+      </w:r>
+      <w:r>
+        <w:rPr>
+          <w:rFonts w:hint="eastAsia"/>
+        </w:rPr>
+        <w:t>DB</w:t>
+      </w:r>
+      <w:r>
+        <w:t xml:space="preserve"> </w:t>
+      </w:r>
+      <w:r>
+        <w:rPr>
+          <w:rFonts w:hint="eastAsia"/>
+        </w:rPr>
+        <w:t xml:space="preserve">서버를 포함하여 </w:t>
+      </w:r>
+      <w:r>
+        <w:rPr>
+          <w:rFonts w:hint="eastAsia"/>
+        </w:rPr>
+        <w:t>모두 단일 머신에 배치될 수 있다.</w:t>
+      </w:r>
+      <w:r>
+        <w:t xml:space="preserve"> </w:t>
+      </w:r>
+      <w:r>
+        <w:rPr>
+          <w:rFonts w:hint="eastAsia"/>
+        </w:rPr>
+        <w:t>하지만 사용자수가 많은 경우 단일 머신으로는 서비스를 제대로 할 수 없기 때문에 다수의 머신을 사용하여 애플리케이션 모듈들을 분산 배치하게 된다.</w:t>
+      </w:r>
+      <w:r>
+        <w:t xml:space="preserve"> </w:t>
+      </w:r>
+      <w:r>
+        <w:rPr>
+          <w:rFonts w:hint="eastAsia"/>
+        </w:rPr>
+        <w:t>즉,</w:t>
+      </w:r>
+      <w:r>
+        <w:t xml:space="preserve"> ezMobile, ezFlow, jmocha-server, </w:t>
+      </w:r>
+      <w:r>
+        <w:rPr>
+          <w:rFonts w:hint="eastAsia"/>
+        </w:rPr>
+        <w:t>DB 서버를 각각 별도의 머신에 설치하는 것이다.</w:t>
+      </w:r>
+      <w:r>
+        <w:t xml:space="preserve"> </w:t>
+      </w:r>
+      <w:r>
+        <w:rPr>
+          <w:rFonts w:hint="eastAsia"/>
+        </w:rPr>
+        <w:t>다만,</w:t>
+      </w:r>
+      <w:r>
+        <w:t xml:space="preserve"> </w:t>
       </w:r>
       <w:r>
         <w:t>jgw-server</w:t>
@@ -4619,106 +5340,40 @@
         <w:rPr>
           <w:rFonts w:hint="eastAsia"/>
         </w:rPr>
-        <w:t xml:space="preserve">는 </w:t>
-      </w:r>
-      <w:r>
-        <w:t xml:space="preserve">Tomcat </w:t>
-      </w:r>
-      <w:r>
-        <w:rPr>
-          <w:rFonts w:hint="eastAsia"/>
-        </w:rPr>
-        <w:t>상에서만 운용하는 것으로 하고 있다.</w:t>
-      </w:r>
-      <w:r>
-        <w:t xml:space="preserve"> jgw-server</w:t>
-      </w:r>
-      <w:r>
-        <w:rPr>
-          <w:rFonts w:hint="eastAsia"/>
-        </w:rPr>
-        <w:t xml:space="preserve">는 </w:t>
-      </w:r>
-      <w:r>
-        <w:t>RESTful API</w:t>
-      </w:r>
-      <w:r>
-        <w:rPr>
-          <w:rFonts w:hint="eastAsia"/>
-        </w:rPr>
-        <w:t xml:space="preserve">를 제공하기 위한 자바의 표준 </w:t>
-      </w:r>
-      <w:r>
-        <w:t>API</w:t>
-      </w:r>
-      <w:r>
-        <w:rPr>
-          <w:rFonts w:hint="eastAsia"/>
-        </w:rPr>
-        <w:t xml:space="preserve">인 </w:t>
-      </w:r>
-      <w:r>
-        <w:t>JAX-RS</w:t>
-      </w:r>
-      <w:r>
-        <w:rPr>
-          <w:rFonts w:hint="eastAsia"/>
-        </w:rPr>
-        <w:t xml:space="preserve">를 구현한 </w:t>
-      </w:r>
-      <w:r>
-        <w:t xml:space="preserve">Jersey </w:t>
-      </w:r>
-      <w:r>
-        <w:rPr>
-          <w:rFonts w:hint="eastAsia"/>
-        </w:rPr>
-        <w:t xml:space="preserve">프레임워크를 기반으로 하고 있으며 </w:t>
-      </w:r>
-      <w:r>
-        <w:t>Spring</w:t>
-      </w:r>
-      <w:r>
-        <w:rPr>
-          <w:rFonts w:hint="eastAsia"/>
-        </w:rPr>
-        <w:t xml:space="preserve">에 비해 </w:t>
-      </w:r>
-      <w:r>
-        <w:t>Jersey</w:t>
-      </w:r>
-      <w:r>
-        <w:rPr>
-          <w:rFonts w:hint="eastAsia"/>
-        </w:rPr>
-        <w:t>는 매우 단순한 프레임워크인 관계로 매우 가벼운 특성을 갖고 있다.</w:t>
-      </w:r>
-      <w:r>
-        <w:t xml:space="preserve"> </w:t>
-      </w:r>
-      <w:r>
-        <w:rPr>
-          <w:rFonts w:hint="eastAsia"/>
-        </w:rPr>
-        <w:t>ezS</w:t>
-      </w:r>
-      <w:r>
-        <w:t>yncServer</w:t>
-      </w:r>
-      <w:r>
-        <w:rPr>
-          <w:rFonts w:hint="eastAsia"/>
-        </w:rPr>
-        <w:t xml:space="preserve">도 </w:t>
-      </w:r>
-      <w:r>
-        <w:t xml:space="preserve">Tomcat </w:t>
-      </w:r>
-      <w:r>
-        <w:rPr>
-          <w:rFonts w:hint="eastAsia"/>
-        </w:rPr>
-        <w:t xml:space="preserve">기반의 서버이며 </w:t>
+        <w:t xml:space="preserve">의 경우엔 메일 서버의 보조 역할을 수행하는 모듈이기 때문에 </w:t>
+      </w:r>
+      <w:r>
+        <w:t>jmocha-server</w:t>
+      </w:r>
+      <w:r>
+        <w:rPr>
+          <w:rFonts w:hint="eastAsia"/>
+        </w:rPr>
+        <w:t>와 항상 동일 머신에 설치</w:t>
+      </w:r>
+      <w:r>
+        <w:rPr>
+          <w:rFonts w:hint="eastAsia"/>
+        </w:rPr>
+        <w:t>한다고 보면 된다.</w:t>
+      </w:r>
+      <w:r>
+        <w:t xml:space="preserve"> </w:t>
+      </w:r>
+      <w:r>
+        <w:rPr>
+          <w:rFonts w:hint="eastAsia"/>
+        </w:rPr>
+        <w:t xml:space="preserve">즉 </w:t>
+      </w:r>
+      <w:r>
+        <w:t>jmocha-server</w:t>
+      </w:r>
+      <w:r>
+        <w:rPr>
+          <w:rFonts w:hint="eastAsia"/>
+        </w:rPr>
+        <w:t xml:space="preserve">와 </w:t>
       </w:r>
       <w:r>
         <w:t>jgw-server</w:t>
@@ -4727,90 +5382,274 @@
         <w:rPr>
           <w:rFonts w:hint="eastAsia"/>
         </w:rPr>
-        <w:t xml:space="preserve">와 동일한 </w:t>
-      </w:r>
-      <w:r>
-        <w:rPr>
-          <w:rFonts w:hint="eastAsia"/>
-        </w:rPr>
-        <w:t xml:space="preserve">Jersey </w:t>
-      </w:r>
-      <w:r>
-        <w:rPr>
-          <w:rFonts w:hint="eastAsia"/>
-        </w:rPr>
-        <w:t>프레임워크 상에서 구현되어 있다.</w:t>
+        <w:t>는 하나의 그룹으로서 동작하는 애플리케이션 모듈들이다.</w:t>
+      </w:r>
+      <w:r>
+        <w:t xml:space="preserve"> </w:t>
+      </w:r>
+      <w:r>
+        <w:t>ezSyncServer</w:t>
+      </w:r>
+      <w:r>
+        <w:rPr>
+          <w:rFonts w:hint="eastAsia"/>
+        </w:rPr>
+        <w:t xml:space="preserve">의 경우에도 독립된 머신을 할당할 정도의 로드를 갖고 있는 것이 아니기 때문에 항상 </w:t>
+      </w:r>
+      <w:r>
+        <w:t>ezFlow</w:t>
+      </w:r>
+      <w:r>
+        <w:rPr>
+          <w:rFonts w:hint="eastAsia"/>
+        </w:rPr>
+        <w:t>와 동일 머신에 설치한다.</w:t>
+      </w:r>
+      <w:r>
+        <w:t xml:space="preserve"> </w:t>
+      </w:r>
+      <w:r>
+        <w:rPr>
+          <w:rFonts w:hint="eastAsia"/>
+        </w:rPr>
+        <w:t xml:space="preserve">필요에 따라 </w:t>
+      </w:r>
+      <w:r>
+        <w:t>ezMobile</w:t>
+      </w:r>
+      <w:r>
+        <w:rPr>
+          <w:rFonts w:hint="eastAsia"/>
+        </w:rPr>
+        <w:t xml:space="preserve">과 </w:t>
+      </w:r>
+      <w:r>
+        <w:t>ezFlow</w:t>
+      </w:r>
+      <w:r>
+        <w:rPr>
+          <w:rFonts w:hint="eastAsia"/>
+        </w:rPr>
+        <w:t xml:space="preserve">를 동일 머신에 설치할 수도 있고 모든 모듈들을 단일 머신에 설치하되 </w:t>
+      </w:r>
+      <w:r>
+        <w:t xml:space="preserve">DB </w:t>
+      </w:r>
+      <w:r>
+        <w:rPr>
+          <w:rFonts w:hint="eastAsia"/>
+        </w:rPr>
+        <w:t>서버만 별도의 머신으로 분리하는 형태도 가능하다.</w:t>
       </w:r>
     </w:p>
     <w:p>
       <w:r>
-        <w:t xml:space="preserve"> jmocha-server(JMocha Mail Server)</w:t>
-      </w:r>
-      <w:r>
-        <w:rPr>
-          <w:rFonts w:hint="eastAsia"/>
-        </w:rPr>
-        <w:t xml:space="preserve">는 자바 기반의 메일 서버로 </w:t>
-      </w:r>
-      <w:r>
-        <w:t>WAS</w:t>
-      </w:r>
-      <w:r>
-        <w:rPr>
-          <w:rFonts w:hint="eastAsia"/>
-        </w:rPr>
-        <w:t xml:space="preserve">상에서 수행되는 웹애플리케이션이 아닌 단독으로 수행되는 </w:t>
-      </w:r>
-      <w:r>
-        <w:t xml:space="preserve">Stand-alone </w:t>
-      </w:r>
-      <w:r>
-        <w:rPr>
-          <w:rFonts w:hint="eastAsia"/>
-        </w:rPr>
-        <w:t>서버이다.</w:t>
-      </w:r>
-      <w:r>
-        <w:rPr>
-          <w:rFonts w:hint="eastAsia"/>
-        </w:rPr>
-        <w:t xml:space="preserve"> </w:t>
-      </w:r>
-      <w:r>
-        <w:t xml:space="preserve">SMTP, IMAP4, POP3 </w:t>
-      </w:r>
-      <w:r>
-        <w:rPr>
-          <w:rFonts w:hint="eastAsia"/>
-        </w:rPr>
-        <w:t>프로토콜 기능을 제공하며</w:t>
-      </w:r>
-      <w:r>
-        <w:rPr>
-          <w:rFonts w:hint="eastAsia"/>
-        </w:rPr>
-        <w:t xml:space="preserve"> </w:t>
-      </w:r>
-      <w:r>
-        <w:t xml:space="preserve">ezEKP </w:t>
-      </w:r>
-      <w:r>
-        <w:rPr>
-          <w:rFonts w:hint="eastAsia"/>
-        </w:rPr>
-        <w:t xml:space="preserve">닷넷에서 사용하는 </w:t>
-      </w:r>
-      <w:r>
-        <w:t xml:space="preserve">MS Exchange </w:t>
-      </w:r>
-      <w:r>
-        <w:rPr>
-          <w:rFonts w:hint="eastAsia"/>
-        </w:rPr>
-        <w:t>서버에 대응하는 역할을 수행한다.</w:t>
-      </w:r>
-      <w:r>
-        <w:t xml:space="preserve"> jmocha-server</w:t>
+        <w:t xml:space="preserve">  </w:t>
+      </w:r>
+      <w:r>
+        <w:rPr>
+          <w:rFonts w:hint="eastAsia"/>
+        </w:rPr>
+        <w:t>또한 하나의 머신에 고장이 발생했을 경우</w:t>
+      </w:r>
+      <w:r>
+        <w:rPr>
+          <w:rFonts w:hint="eastAsia"/>
+        </w:rPr>
+        <w:t>에</w:t>
+      </w:r>
+      <w:r>
+        <w:rPr>
+          <w:rFonts w:hint="eastAsia"/>
+        </w:rPr>
+        <w:t xml:space="preserve"> 서비스가 중단되지 않고 계속될 수 있도록 동일 애플리케이션 모듈을 실행하는 다수의 머신</w:t>
+      </w:r>
+      <w:r>
+        <w:rPr>
+          <w:rFonts w:hint="eastAsia"/>
+        </w:rPr>
+        <w:t>을 두기도 하는데 이러한 특성을 고가용성(</w:t>
+      </w:r>
+      <w:r>
+        <w:t>HA: High Availability)</w:t>
+      </w:r>
+      <w:r>
+        <w:rPr>
+          <w:rFonts w:hint="eastAsia"/>
+        </w:rPr>
+        <w:t>이라고 부르고 이중화를 한다고도 표현한다.</w:t>
+      </w:r>
+      <w:r>
+        <w:t xml:space="preserve"> </w:t>
+      </w:r>
+      <w:r>
+        <w:rPr>
+          <w:rFonts w:hint="eastAsia"/>
+        </w:rPr>
+        <w:t xml:space="preserve">이 경우 </w:t>
+      </w:r>
+      <w:r>
+        <w:t>ezMobile 2</w:t>
+      </w:r>
+      <w:r>
+        <w:rPr>
+          <w:rFonts w:hint="eastAsia"/>
+        </w:rPr>
+        <w:t>대,</w:t>
+      </w:r>
+      <w:r>
+        <w:t xml:space="preserve"> ezFlow 2</w:t>
+      </w:r>
+      <w:r>
+        <w:rPr>
+          <w:rFonts w:hint="eastAsia"/>
+        </w:rPr>
+        <w:t>대,</w:t>
+      </w:r>
+      <w:r>
+        <w:t xml:space="preserve"> jmocha-server 2</w:t>
+      </w:r>
+      <w:r>
+        <w:rPr>
+          <w:rFonts w:hint="eastAsia"/>
+        </w:rPr>
+        <w:t>대와 같</w:t>
+      </w:r>
+      <w:r>
+        <w:rPr>
+          <w:rFonts w:hint="eastAsia"/>
+        </w:rPr>
+        <w:t>은 형태로 구성할 수 있으며</w:t>
+      </w:r>
+      <w:r>
+        <w:rPr>
+          <w:rFonts w:hint="eastAsia"/>
+        </w:rPr>
+        <w:t xml:space="preserve"> 필요 시 </w:t>
+      </w:r>
+      <w:r>
+        <w:t>3</w:t>
+      </w:r>
+      <w:r>
+        <w:rPr>
+          <w:rFonts w:hint="eastAsia"/>
+        </w:rPr>
+        <w:t>대 이상으로 구성할 수도 있다.</w:t>
+      </w:r>
+      <w:r>
+        <w:t>(</w:t>
+      </w:r>
+      <w:r>
+        <w:rPr>
+          <w:rFonts w:hint="eastAsia"/>
+        </w:rPr>
+        <w:t>주의:</w:t>
+      </w:r>
+      <w:r>
+        <w:t xml:space="preserve"> ezSyncServer</w:t>
+      </w:r>
+      <w:r>
+        <w:rPr>
+          <w:rFonts w:hint="eastAsia"/>
+        </w:rPr>
+        <w:t xml:space="preserve">는 항상 한대로만 구성하며 보통 </w:t>
+      </w:r>
+      <w:r>
+        <w:t>ezFlow</w:t>
+      </w:r>
+      <w:r>
+        <w:rPr>
+          <w:rFonts w:hint="eastAsia"/>
+        </w:rPr>
+        <w:t>를 설치한 첫 번째 머신에 함께 위치시킨다.</w:t>
+      </w:r>
+      <w:r>
+        <w:t>)</w:t>
+      </w:r>
+      <w:r>
+        <w:t xml:space="preserve"> DB </w:t>
+      </w:r>
+      <w:r>
+        <w:rPr>
+          <w:rFonts w:hint="eastAsia"/>
+        </w:rPr>
+        <w:t xml:space="preserve">서버의 경우에도 이중화를 위해 </w:t>
+      </w:r>
+      <w:r>
+        <w:t>2</w:t>
+      </w:r>
+      <w:r>
+        <w:rPr>
+          <w:rFonts w:hint="eastAsia"/>
+        </w:rPr>
+        <w:t xml:space="preserve">대 혹은 그 이상의 머신을 두어 구성할 수 있는데 </w:t>
+      </w:r>
+      <w:r>
+        <w:t>MariaDB</w:t>
+      </w:r>
+      <w:r>
+        <w:rPr>
+          <w:rFonts w:hint="eastAsia"/>
+        </w:rPr>
+        <w:t xml:space="preserve">의 경우엔 </w:t>
+      </w:r>
+      <w:r>
+        <w:t xml:space="preserve">MariaDB </w:t>
+      </w:r>
+      <w:r>
+        <w:lastRenderedPageBreak/>
+        <w:t>Cluster(Galera Cluster</w:t>
+      </w:r>
+      <w:r>
+        <w:rPr>
+          <w:rFonts w:hint="eastAsia"/>
+        </w:rPr>
+        <w:t xml:space="preserve">라고도 함)가 고가용성을 위한 기능을 제공하며 오라클의 경우엔 오라클 </w:t>
+      </w:r>
+      <w:r>
+        <w:t>RAC(Real Application Cluster)</w:t>
+      </w:r>
+      <w:r>
+        <w:rPr>
+          <w:rFonts w:hint="eastAsia"/>
+        </w:rPr>
+        <w:t>가</w:t>
+      </w:r>
+      <w:r>
+        <w:rPr>
+          <w:rFonts w:hint="eastAsia"/>
+        </w:rPr>
+        <w:t xml:space="preserve"> </w:t>
+      </w:r>
+      <w:r>
+        <w:rPr>
+          <w:rFonts w:hint="eastAsia"/>
+        </w:rPr>
+        <w:t xml:space="preserve">고가용성 기능을 </w:t>
+      </w:r>
+      <w:r>
+        <w:rPr>
+          <w:rFonts w:hint="eastAsia"/>
+        </w:rPr>
+        <w:t>제공한다.</w:t>
+      </w:r>
+      <w:r>
+        <w:t xml:space="preserve"> </w:t>
+      </w:r>
+      <w:r>
+        <w:rPr>
+          <w:rFonts w:hint="eastAsia"/>
+        </w:rPr>
+        <w:t>여기서</w:t>
+      </w:r>
+      <w:r>
+        <w:rPr>
+          <w:rFonts w:hint="eastAsia"/>
+        </w:rPr>
+        <w:t xml:space="preserve"> </w:t>
+      </w:r>
+      <w:r>
+        <w:t>Cluster</w:t>
       </w:r>
       <w:r>
         <w:rPr>
@@ -4819,367 +5658,560 @@
         <w:t xml:space="preserve">는 </w:t>
       </w:r>
       <w:r>
-        <w:t xml:space="preserve">Apache </w:t>
-      </w:r>
-      <w:r>
-        <w:rPr>
-          <w:rFonts w:hint="eastAsia"/>
-        </w:rPr>
-        <w:t xml:space="preserve">재단에서 오픈 소스로 개발하고 있는 자바 기반 메일 서버인 </w:t>
-      </w:r>
-      <w:r>
-        <w:t xml:space="preserve">JAMES(james.apache.org </w:t>
-      </w:r>
-      <w:r>
-        <w:rPr>
-          <w:rFonts w:hint="eastAsia"/>
-        </w:rPr>
-        <w:t xml:space="preserve">참고)를 기반으로 하고 있으며 </w:t>
-      </w:r>
-      <w:r>
-        <w:t>JAMES</w:t>
-      </w:r>
-      <w:r>
-        <w:rPr>
-          <w:rFonts w:hint="eastAsia"/>
-        </w:rPr>
-        <w:t>의 소스코드를</w:t>
-      </w:r>
-      <w:r>
-        <w:rPr>
-          <w:rFonts w:hint="eastAsia"/>
-        </w:rPr>
-        <w:t xml:space="preserve"> 수정하여</w:t>
-      </w:r>
-      <w:r>
-        <w:rPr>
-          <w:rFonts w:hint="eastAsia"/>
-        </w:rPr>
-        <w:t xml:space="preserve"> 자동분류,</w:t>
-      </w:r>
-      <w:r>
-        <w:t xml:space="preserve"> </w:t>
-      </w:r>
-      <w:r>
-        <w:rPr>
-          <w:rFonts w:hint="eastAsia"/>
-        </w:rPr>
-        <w:t xml:space="preserve">부재중응답 등 </w:t>
-      </w:r>
-      <w:r>
-        <w:t>ezEKP</w:t>
-      </w:r>
-      <w:r>
-        <w:rPr>
-          <w:rFonts w:hint="eastAsia"/>
-        </w:rPr>
-        <w:t>에서 필요로 하는 다양한 부가적인 기능을 구현하고 메일 저장 방식을 변경하는 등 자바 개발팀에서 커스터마이징을 한 서버이다.</w:t>
-      </w:r>
-      <w:r>
-        <w:t xml:space="preserve"> </w:t>
-      </w:r>
-      <w:r>
-        <w:t>JAMES</w:t>
-      </w:r>
-      <w:r>
-        <w:rPr>
-          <w:rFonts w:hint="eastAsia"/>
-        </w:rPr>
-        <w:t xml:space="preserve">는 </w:t>
-      </w:r>
-      <w:r>
-        <w:t xml:space="preserve">Apache </w:t>
-      </w:r>
-      <w:r>
-        <w:rPr>
-          <w:rFonts w:hint="eastAsia"/>
-        </w:rPr>
-        <w:t xml:space="preserve">재단에서 만든 오픈소스 제품이므로 </w:t>
-      </w:r>
-      <w:r>
-        <w:t>Apache License</w:t>
-      </w:r>
-      <w:r>
-        <w:rPr>
-          <w:rFonts w:hint="eastAsia"/>
-        </w:rPr>
-        <w:t xml:space="preserve">를 따르고 </w:t>
-      </w:r>
-      <w:r>
-        <w:rPr>
-          <w:rFonts w:hint="eastAsia"/>
-        </w:rPr>
-        <w:t>있다.</w:t>
-      </w:r>
-      <w:r>
-        <w:rPr>
-          <w:rFonts w:hint="eastAsia"/>
-        </w:rPr>
-        <w:t xml:space="preserve"> </w:t>
-      </w:r>
-      <w:r>
-        <w:t>Apache License</w:t>
-      </w:r>
-      <w:r>
-        <w:rPr>
-          <w:rFonts w:hint="eastAsia"/>
-        </w:rPr>
-        <w:t>는 기업 친화적인 라이선스이기 때문에 회사에서 상업적인 목적으로 제품을 개발하기 위해 사용하는데 문제가 없고 보편적인 언어인 자바를 기반으로 하고 있</w:t>
-      </w:r>
-      <w:r>
-        <w:rPr>
-          <w:rFonts w:hint="eastAsia"/>
-        </w:rPr>
-        <w:t xml:space="preserve">는 관계로 </w:t>
-      </w:r>
-      <w:r>
-        <w:rPr>
-          <w:rFonts w:hint="eastAsia"/>
-        </w:rPr>
-        <w:t>이를 선택해 자사의 메일 서버를 개발하게 된 것이다.</w:t>
-      </w:r>
-      <w:r>
-        <w:t xml:space="preserve"> </w:t>
-      </w:r>
-      <w:r>
-        <w:t>JMocha</w:t>
-      </w:r>
-      <w:r>
-        <w:rPr>
-          <w:rFonts w:hint="eastAsia"/>
-        </w:rPr>
-        <w:t xml:space="preserve">라는 이름은 본래 </w:t>
-      </w:r>
-      <w:r>
-        <w:t>Java</w:t>
-      </w:r>
-      <w:r>
-        <w:rPr>
-          <w:rFonts w:hint="eastAsia"/>
-        </w:rPr>
-        <w:t xml:space="preserve">가 커피의 한 종류이므로 필자가 좋아하는 커피인 카페 모카로부터 이름을 따와 </w:t>
-      </w:r>
-      <w:r>
-        <w:t>Java + Mocha = JMocha</w:t>
-      </w:r>
-      <w:r>
-        <w:rPr>
-          <w:rFonts w:hint="eastAsia"/>
-        </w:rPr>
-        <w:t xml:space="preserve">라고 한 것인데 굳이 의미를 부여하기 위해 </w:t>
-      </w:r>
-      <w:r>
-        <w:t>Java based Mail Orient</w:t>
-      </w:r>
-      <w:r>
-        <w:t xml:space="preserve">ed </w:t>
-      </w:r>
-      <w:r>
-        <w:lastRenderedPageBreak/>
-        <w:t>Communication system with High Availability</w:t>
-      </w:r>
-      <w:r>
-        <w:rPr>
-          <w:rFonts w:hint="eastAsia"/>
-        </w:rPr>
-        <w:t xml:space="preserve">, 즉 고가용성을 제공하는 자바 기반 메일 커뮤니케이션 시스템을 만드는 것을 목표로 </w:t>
-      </w:r>
-      <w:r>
-        <w:rPr>
-          <w:rFonts w:hint="eastAsia"/>
-        </w:rPr>
-        <w:t>하</w:t>
-      </w:r>
-      <w:r>
-        <w:rPr>
-          <w:rFonts w:hint="eastAsia"/>
-        </w:rPr>
-        <w:t>는</w:t>
-      </w:r>
-      <w:r>
-        <w:rPr>
-          <w:rFonts w:hint="eastAsia"/>
-        </w:rPr>
-        <w:t xml:space="preserve"> </w:t>
-      </w:r>
-      <w:r>
-        <w:rPr>
-          <w:rFonts w:hint="eastAsia"/>
-        </w:rPr>
-        <w:t xml:space="preserve">제품이라고 </w:t>
-      </w:r>
-      <w:r>
-        <w:rPr>
-          <w:rFonts w:hint="eastAsia"/>
-        </w:rPr>
-        <w:t>소개하기도 한다.</w:t>
+        <w:t>2</w:t>
+      </w:r>
+      <w:r>
+        <w:rPr>
+          <w:rFonts w:hint="eastAsia"/>
+        </w:rPr>
+        <w:t>대 이상의 머신</w:t>
+      </w:r>
+      <w:r>
+        <w:rPr>
+          <w:rFonts w:hint="eastAsia"/>
+        </w:rPr>
+        <w:t>이 협력하여</w:t>
+      </w:r>
+      <w:r>
+        <w:rPr>
+          <w:rFonts w:hint="eastAsia"/>
+        </w:rPr>
+        <w:t xml:space="preserve"> 마치 한 대의 머신이 서비스하는 것처럼</w:t>
+      </w:r>
+      <w:r>
+        <w:rPr>
+          <w:rFonts w:hint="eastAsia"/>
+        </w:rPr>
+        <w:t xml:space="preserve"> 동작하는</w:t>
+      </w:r>
+      <w:r>
+        <w:rPr>
+          <w:rFonts w:hint="eastAsia"/>
+        </w:rPr>
+        <w:t xml:space="preserve"> 시스템을 </w:t>
+      </w:r>
+      <w:r>
+        <w:rPr>
+          <w:rFonts w:hint="eastAsia"/>
+        </w:rPr>
+        <w:t>의미하며</w:t>
+      </w:r>
+      <w:r>
+        <w:rPr>
+          <w:rFonts w:hint="eastAsia"/>
+        </w:rPr>
+        <w:t xml:space="preserve"> </w:t>
+      </w:r>
+      <w:r>
+        <w:t>Cluster</w:t>
+      </w:r>
+      <w:r>
+        <w:rPr>
+          <w:rFonts w:hint="eastAsia"/>
+        </w:rPr>
+        <w:t xml:space="preserve">를 구성하는 각 머신을 </w:t>
+      </w:r>
+      <w:r>
+        <w:t>Node</w:t>
+      </w:r>
+      <w:r>
+        <w:rPr>
+          <w:rFonts w:hint="eastAsia"/>
+        </w:rPr>
+        <w:t>라고 부른다.</w:t>
+      </w:r>
+      <w:r>
+        <w:t xml:space="preserve"> </w:t>
+      </w:r>
+      <w:r>
+        <w:t>Cluster</w:t>
+      </w:r>
+      <w:r>
+        <w:rPr>
+          <w:rFonts w:hint="eastAsia"/>
+        </w:rPr>
+        <w:t xml:space="preserve">를 구성하는 </w:t>
+      </w:r>
+      <w:r>
+        <w:t>Node</w:t>
+      </w:r>
+      <w:r>
+        <w:rPr>
+          <w:rFonts w:hint="eastAsia"/>
+        </w:rPr>
+        <w:t xml:space="preserve">들이 평소에 모두 서비스 수행에 참여하는 형태의 구성을 </w:t>
+      </w:r>
+      <w:r>
+        <w:t xml:space="preserve">Active-Active </w:t>
+      </w:r>
+      <w:r>
+        <w:rPr>
+          <w:rFonts w:hint="eastAsia"/>
+        </w:rPr>
+        <w:t xml:space="preserve">형태의 </w:t>
+      </w:r>
+      <w:r>
+        <w:t>Cluster</w:t>
+      </w:r>
+      <w:r>
+        <w:rPr>
+          <w:rFonts w:hint="eastAsia"/>
+        </w:rPr>
+        <w:t xml:space="preserve">라고 부르고 평소에 서비스는 하나의 </w:t>
+      </w:r>
+      <w:r>
+        <w:t>Node</w:t>
+      </w:r>
+      <w:r>
+        <w:rPr>
+          <w:rFonts w:hint="eastAsia"/>
+        </w:rPr>
+        <w:t xml:space="preserve">가 수행을 하되 해당 </w:t>
+      </w:r>
+      <w:r>
+        <w:t>Node</w:t>
+      </w:r>
+      <w:r>
+        <w:rPr>
+          <w:rFonts w:hint="eastAsia"/>
+        </w:rPr>
+        <w:t xml:space="preserve">에 장애가 발생할 경우 대기중에 있던 </w:t>
+      </w:r>
+      <w:r>
+        <w:t>Node</w:t>
+      </w:r>
+      <w:r>
+        <w:rPr>
+          <w:rFonts w:hint="eastAsia"/>
+        </w:rPr>
+        <w:t xml:space="preserve">로 교체되어(이를 </w:t>
+      </w:r>
+      <w:r>
+        <w:t>failover</w:t>
+      </w:r>
+      <w:r>
+        <w:rPr>
+          <w:rFonts w:hint="eastAsia"/>
+        </w:rPr>
+        <w:t>라고 부름)</w:t>
+      </w:r>
+      <w:r>
+        <w:t xml:space="preserve"> </w:t>
+      </w:r>
+      <w:r>
+        <w:rPr>
+          <w:rFonts w:hint="eastAsia"/>
+        </w:rPr>
+        <w:t xml:space="preserve">서비스가 지속되게 하는 형태의 구성을 </w:t>
+      </w:r>
+      <w:r>
+        <w:t xml:space="preserve">Active-Passive </w:t>
+      </w:r>
+      <w:r>
+        <w:rPr>
+          <w:rFonts w:hint="eastAsia"/>
+        </w:rPr>
+        <w:t xml:space="preserve">혹은 </w:t>
+      </w:r>
+      <w:r>
+        <w:t xml:space="preserve">Active-Standby </w:t>
+      </w:r>
+      <w:r>
+        <w:rPr>
+          <w:rFonts w:hint="eastAsia"/>
+        </w:rPr>
+        <w:t xml:space="preserve">형태의 </w:t>
+      </w:r>
+      <w:r>
+        <w:t>Cluster</w:t>
+      </w:r>
+      <w:r>
+        <w:rPr>
+          <w:rFonts w:hint="eastAsia"/>
+        </w:rPr>
+        <w:t>라고 부른다.</w:t>
       </w:r>
     </w:p>
     <w:p>
       <w:r>
-        <w:t xml:space="preserve"> </w:t>
-      </w:r>
-      <w:r>
-        <w:rPr>
-          <w:rFonts w:hint="eastAsia"/>
-        </w:rPr>
-        <w:t>위에서 소개한 ezEKP 내 모듈들(</w:t>
-      </w:r>
-      <w:r>
-        <w:t xml:space="preserve">ezSyncServer, </w:t>
-      </w:r>
-      <w:r>
-        <w:t>ezMobi</w:t>
-      </w:r>
-      <w:r>
-        <w:t>l</w:t>
-      </w:r>
-      <w:r>
-        <w:t>e, ezFlow, jmocha-server, jgw-server)</w:t>
-      </w:r>
-      <w:r>
-        <w:rPr>
-          <w:rFonts w:hint="eastAsia"/>
-        </w:rPr>
-        <w:t xml:space="preserve">은 모두 자바 </w:t>
-      </w:r>
-      <w:r>
-        <w:t>8</w:t>
-      </w:r>
-      <w:r>
+        <w:t xml:space="preserve">  </w:t>
+      </w:r>
+      <w:r>
+        <w:t>2</w:t>
+      </w:r>
+      <w:r>
+        <w:rPr>
+          <w:rFonts w:hint="eastAsia"/>
+        </w:rPr>
+        <w:t xml:space="preserve">대 이상의 머신이 </w:t>
+      </w:r>
+      <w:r>
+        <w:rPr>
+          <w:rFonts w:hint="eastAsia"/>
+        </w:rPr>
+        <w:t xml:space="preserve">동시에 서비스에 </w:t>
+      </w:r>
+      <w:r>
+        <w:rPr>
+          <w:rFonts w:hint="eastAsia"/>
+        </w:rPr>
+        <w:t xml:space="preserve">사용되는 경우엔 그 앞에 </w:t>
+      </w:r>
+      <w:r>
+        <w:t xml:space="preserve">L4 </w:t>
+      </w:r>
+      <w:r>
+        <w:rPr>
+          <w:rFonts w:hint="eastAsia"/>
+        </w:rPr>
+        <w:t xml:space="preserve">스위치 혹은 </w:t>
+      </w:r>
+      <w:r>
+        <w:t xml:space="preserve">L7 </w:t>
+      </w:r>
+      <w:r>
+        <w:rPr>
+          <w:rFonts w:hint="eastAsia"/>
+        </w:rPr>
+        <w:t xml:space="preserve">스위치와 같은 </w:t>
+      </w:r>
+      <w:r>
+        <w:t xml:space="preserve">LB(Load Balancer) </w:t>
+      </w:r>
+      <w:r>
+        <w:rPr>
+          <w:rFonts w:hint="eastAsia"/>
+        </w:rPr>
+        <w:t>장비가 배치되어 클라이언트로부터의 요청 혹은 애플리케이션 모듈간의 요청을 받아 각 머신으로 분산시켜 주게 되며 머신에 장애가 발생했는 지 여부를 체크하여(</w:t>
+      </w:r>
+      <w:r>
+        <w:t>health check</w:t>
+      </w:r>
+      <w:r>
+        <w:rPr>
+          <w:rFonts w:hint="eastAsia"/>
+        </w:rPr>
+        <w:t>라고 함)</w:t>
+      </w:r>
+      <w:r>
+        <w:t xml:space="preserve"> </w:t>
+      </w:r>
+      <w:r>
+        <w:rPr>
+          <w:rFonts w:hint="eastAsia"/>
+        </w:rPr>
+        <w:t>장애가 발생한 머신을 서비스에서 제외시키는 역할을 수행한다.</w:t>
+      </w:r>
+    </w:p>
+    <w:p>
+      <w:r>
+        <w:t xml:space="preserve">  </w:t>
+      </w:r>
+      <w:r>
+        <w:rPr>
+          <w:rFonts w:hint="eastAsia"/>
+        </w:rPr>
+        <w:t xml:space="preserve">참고로 </w:t>
+      </w:r>
+      <w:r>
+        <w:t>Mari</w:t>
+      </w:r>
+      <w:r>
+        <w:t>a</w:t>
+      </w:r>
+      <w:r>
+        <w:t>DB Cluster</w:t>
+      </w:r>
+      <w:r>
+        <w:rPr>
+          <w:rFonts w:hint="eastAsia"/>
+        </w:rPr>
+        <w:t xml:space="preserve">는 </w:t>
+      </w:r>
+      <w:r>
+        <w:rPr>
+          <w:rFonts w:hint="eastAsia"/>
+        </w:rPr>
+        <w:t xml:space="preserve">기본적으로 </w:t>
+      </w:r>
+      <w:r>
+        <w:t>3</w:t>
+      </w:r>
+      <w:r>
+        <w:rPr>
+          <w:rFonts w:hint="eastAsia"/>
+        </w:rPr>
+        <w:t xml:space="preserve">대의 </w:t>
+      </w:r>
+      <w:r>
+        <w:t>Node</w:t>
+      </w:r>
+      <w:r>
+        <w:rPr>
+          <w:rFonts w:hint="eastAsia"/>
+        </w:rPr>
+        <w:t xml:space="preserve">로 구성되며 </w:t>
+      </w:r>
+      <w:r>
+        <w:rPr>
+          <w:rFonts w:hint="eastAsia"/>
+        </w:rPr>
+        <w:t xml:space="preserve">각 </w:t>
+      </w:r>
+      <w:r>
+        <w:t>Node</w:t>
+      </w:r>
+      <w:r>
+        <w:rPr>
+          <w:rFonts w:hint="eastAsia"/>
+        </w:rPr>
+        <w:t xml:space="preserve">들이 </w:t>
+      </w:r>
+      <w:r>
+        <w:rPr>
+          <w:rFonts w:hint="eastAsia"/>
+        </w:rPr>
+        <w:t>자신</w:t>
+      </w:r>
+      <w:r>
+        <w:rPr>
+          <w:rFonts w:hint="eastAsia"/>
+        </w:rPr>
+        <w:t xml:space="preserve">의 </w:t>
+      </w:r>
+      <w:r>
+        <w:rPr>
+          <w:rFonts w:hint="eastAsia"/>
+        </w:rPr>
+        <w:t xml:space="preserve">로컬 스토리지에 데이터를 저장하고 </w:t>
+      </w:r>
+      <w:r>
+        <w:rPr>
+          <w:rFonts w:hint="eastAsia"/>
+        </w:rPr>
+        <w:t xml:space="preserve">변경이 발생할 때 </w:t>
+      </w:r>
+      <w:r>
+        <w:rPr>
+          <w:rFonts w:hint="eastAsia"/>
+        </w:rPr>
+        <w:t>실시간으로 복제</w:t>
+      </w:r>
+      <w:r>
+        <w:rPr>
+          <w:rFonts w:hint="eastAsia"/>
+        </w:rPr>
         <w:t>(</w:t>
       </w:r>
       <w:r>
-        <w:rPr>
-          <w:rFonts w:hint="eastAsia"/>
-        </w:rPr>
-        <w:t xml:space="preserve">자바 </w:t>
-      </w:r>
-      <w:r>
-        <w:t>1.8</w:t>
-      </w:r>
-      <w:r>
-        <w:rPr>
-          <w:rFonts w:hint="eastAsia"/>
-        </w:rPr>
-        <w:t>이라고도 부름)</w:t>
-      </w:r>
-      <w:r>
-        <w:rPr>
-          <w:rFonts w:hint="eastAsia"/>
-        </w:rPr>
-        <w:t xml:space="preserve">을 기반으로 하고 </w:t>
-      </w:r>
-      <w:r>
-        <w:rPr>
-          <w:rFonts w:hint="eastAsia"/>
-        </w:rPr>
-        <w:t xml:space="preserve">있으며 </w:t>
-      </w:r>
-      <w:r>
-        <w:rPr>
-          <w:rFonts w:hint="eastAsia"/>
-        </w:rPr>
-        <w:t>지원하는 O</w:t>
-      </w:r>
-      <w:r>
-        <w:t xml:space="preserve">S </w:t>
-      </w:r>
-      <w:r>
-        <w:rPr>
-          <w:rFonts w:hint="eastAsia"/>
-        </w:rPr>
-        <w:t xml:space="preserve">플랫폼은 </w:t>
-      </w:r>
-      <w:r>
-        <w:rPr>
-          <w:rFonts w:hint="eastAsia"/>
-        </w:rPr>
-        <w:t>리눅스이고</w:t>
-      </w:r>
-      <w:r>
-        <w:rPr>
-          <w:rFonts w:hint="eastAsia"/>
-        </w:rPr>
-        <w:t xml:space="preserve"> 다양한 리눅스 배포판 중 </w:t>
-      </w:r>
-      <w:r>
-        <w:t>CentOS(</w:t>
-      </w:r>
-      <w:r>
-        <w:rPr>
-          <w:rFonts w:hint="eastAsia"/>
-        </w:rPr>
-        <w:t xml:space="preserve">버전 </w:t>
-      </w:r>
-      <w:r>
-        <w:t>7</w:t>
-      </w:r>
-      <w:r>
-        <w:rPr>
-          <w:rFonts w:hint="eastAsia"/>
-        </w:rPr>
-        <w:t>이상)</w:t>
-      </w:r>
-      <w:r>
-        <w:rPr>
-          <w:rFonts w:hint="eastAsia"/>
-        </w:rPr>
-        <w:t xml:space="preserve">를 주플랫폼으로 삼고 있다. </w:t>
-      </w:r>
-      <w:r>
-        <w:rPr>
-          <w:rFonts w:hint="eastAsia"/>
-        </w:rPr>
-        <w:t xml:space="preserve">참고로 </w:t>
-      </w:r>
-      <w:r>
-        <w:t>CentOS</w:t>
-      </w:r>
-      <w:r>
-        <w:rPr>
-          <w:rFonts w:hint="eastAsia"/>
-        </w:rPr>
-        <w:t xml:space="preserve">는 상용 리눅스 배포판인 </w:t>
-      </w:r>
-      <w:r>
-        <w:t>RHEL(RedHat Enterprise Linux)</w:t>
-      </w:r>
-      <w:r>
-        <w:rPr>
-          <w:rFonts w:hint="eastAsia"/>
-        </w:rPr>
-        <w:t>의 소스코드를 기반으로 오픈소스 커뮤니티에서 제작한 배포판</w:t>
-      </w:r>
-      <w:r>
-        <w:rPr>
-          <w:rFonts w:hint="eastAsia"/>
-        </w:rPr>
-        <w:t xml:space="preserve">으로 동일한 소스코드를 기반으로 하고 있기 때문에 </w:t>
-      </w:r>
-      <w:r>
-        <w:t>RHEL</w:t>
-      </w:r>
-      <w:r>
-        <w:rPr>
-          <w:rFonts w:hint="eastAsia"/>
-        </w:rPr>
-        <w:t xml:space="preserve">과 사실상 동일한 </w:t>
-      </w:r>
-      <w:r>
-        <w:t>OS</w:t>
-      </w:r>
-      <w:r>
-        <w:rPr>
-          <w:rFonts w:hint="eastAsia"/>
-        </w:rPr>
-        <w:t>라고 볼 수 있다.</w:t>
-      </w:r>
-      <w:r>
-        <w:t xml:space="preserve"> </w:t>
-      </w:r>
-      <w:r>
-        <w:t>ezEKP</w:t>
+        <w:t>Replication)</w:t>
+      </w:r>
+      <w:r>
+        <w:rPr>
+          <w:rFonts w:hint="eastAsia"/>
+        </w:rPr>
+        <w:t xml:space="preserve">하는 방식을 사용하는 </w:t>
+      </w:r>
+      <w:r>
+        <w:t xml:space="preserve">Shared Nothing </w:t>
+      </w:r>
+      <w:r>
+        <w:rPr>
+          <w:rFonts w:hint="eastAsia"/>
+        </w:rPr>
+        <w:t xml:space="preserve">방식의 </w:t>
+      </w:r>
+      <w:r>
+        <w:t>Cluster</w:t>
+      </w:r>
+      <w:r>
+        <w:rPr>
+          <w:rFonts w:hint="eastAsia"/>
+        </w:rPr>
+        <w:t xml:space="preserve">로서 </w:t>
+      </w:r>
+      <w:r>
+        <w:t>Node</w:t>
+      </w:r>
+      <w:r>
+        <w:rPr>
+          <w:rFonts w:hint="eastAsia"/>
+        </w:rPr>
+        <w:t xml:space="preserve">수를 곱한 만큼의 스토리지 </w:t>
+      </w:r>
+      <w:r>
+        <w:rPr>
+          <w:rFonts w:hint="eastAsia"/>
+        </w:rPr>
+        <w:t>용량</w:t>
+      </w:r>
+      <w:r>
+        <w:rPr>
+          <w:rFonts w:hint="eastAsia"/>
+        </w:rPr>
+        <w:t>을 필요로 한다</w:t>
+      </w:r>
+      <w:r>
+        <w:rPr>
+          <w:rFonts w:hint="eastAsia"/>
+        </w:rPr>
+        <w:t>.</w:t>
+      </w:r>
+      <w:r>
+        <w:t xml:space="preserve"> </w:t>
+      </w:r>
+      <w:r>
+        <w:rPr>
+          <w:rFonts w:hint="eastAsia"/>
+        </w:rPr>
+        <w:t>만약,</w:t>
+      </w:r>
+      <w:r>
+        <w:t xml:space="preserve"> 2</w:t>
+      </w:r>
+      <w:r>
+        <w:rPr>
+          <w:rFonts w:hint="eastAsia"/>
+        </w:rPr>
+        <w:t xml:space="preserve">대의 </w:t>
+      </w:r>
+      <w:r>
+        <w:t>Node</w:t>
+      </w:r>
+      <w:r>
+        <w:rPr>
+          <w:rFonts w:hint="eastAsia"/>
+        </w:rPr>
+        <w:t>로만 구성하고 싶을 때는</w:t>
+      </w:r>
+      <w:r>
+        <w:rPr>
+          <w:rFonts w:hint="eastAsia"/>
+        </w:rPr>
+        <w:t xml:space="preserve"> </w:t>
+      </w:r>
+      <w:r>
+        <w:rPr>
+          <w:rFonts w:hint="eastAsia"/>
+        </w:rPr>
+        <w:t xml:space="preserve">별도의 머신에 </w:t>
+      </w:r>
+      <w:r>
+        <w:t>garbd(Galera Arbitrator Daemo</w:t>
+      </w:r>
+      <w:r>
+        <w:rPr>
+          <w:rFonts w:hint="eastAsia"/>
+        </w:rPr>
+        <w:t xml:space="preserve">n)라는 </w:t>
+      </w:r>
+      <w:r>
+        <w:rPr>
+          <w:rFonts w:hint="eastAsia"/>
+        </w:rPr>
+        <w:t xml:space="preserve">스토리지 용량은 차지하지 않는 </w:t>
+      </w:r>
+      <w:r>
+        <w:rPr>
+          <w:rFonts w:hint="eastAsia"/>
+        </w:rPr>
+        <w:t xml:space="preserve">가상 </w:t>
+      </w:r>
+      <w:r>
+        <w:t>MariaDB</w:t>
+      </w:r>
+      <w:r>
+        <w:rPr>
+          <w:rFonts w:hint="eastAsia"/>
+        </w:rPr>
+        <w:t xml:space="preserve"> </w:t>
+      </w:r>
+      <w:r>
+        <w:rPr>
+          <w:rFonts w:hint="eastAsia"/>
+        </w:rPr>
+        <w:t>역할을 수행하는 모듈을</w:t>
+      </w:r>
+      <w:r>
+        <w:rPr>
+          <w:rFonts w:hint="eastAsia"/>
+        </w:rPr>
+        <w:t xml:space="preserve"> 두어 </w:t>
+      </w:r>
+      <w:r>
+        <w:t>3</w:t>
+      </w:r>
+      <w:r>
+        <w:rPr>
+          <w:rFonts w:hint="eastAsia"/>
+        </w:rPr>
+        <w:t xml:space="preserve">대의 </w:t>
+      </w:r>
+      <w:r>
+        <w:t>Node</w:t>
+      </w:r>
+      <w:r>
+        <w:rPr>
+          <w:rFonts w:hint="eastAsia"/>
+        </w:rPr>
+        <w:t>처럼 구성해야 한다.</w:t>
+      </w:r>
+      <w:r>
+        <w:t xml:space="preserve"> </w:t>
+      </w:r>
+      <w:r>
+        <w:rPr>
+          <w:rFonts w:hint="eastAsia"/>
+        </w:rPr>
+        <w:t xml:space="preserve">각 </w:t>
+      </w:r>
+      <w:r>
+        <w:t>Node</w:t>
+      </w:r>
+      <w:r>
+        <w:rPr>
+          <w:rFonts w:hint="eastAsia"/>
+        </w:rPr>
+        <w:t xml:space="preserve">들에 </w:t>
+      </w:r>
+      <w:r>
+        <w:t>write</w:t>
+      </w:r>
+      <w:r>
+        <w:rPr>
+          <w:rFonts w:hint="eastAsia"/>
+        </w:rPr>
+        <w:t xml:space="preserve">가 발생할 때마다 모든 </w:t>
+      </w:r>
+      <w:r>
+        <w:t>Node</w:t>
+      </w:r>
+      <w:r>
+        <w:rPr>
+          <w:rFonts w:hint="eastAsia"/>
+        </w:rPr>
+        <w:t xml:space="preserve">들에 복제가 되기 때문에 </w:t>
+      </w:r>
+      <w:r>
+        <w:t xml:space="preserve">write </w:t>
+      </w:r>
+      <w:r>
+        <w:rPr>
+          <w:rFonts w:hint="eastAsia"/>
+        </w:rPr>
+        <w:t>성능은 증가하지 않으나 read 성능은 증가하게 된다.</w:t>
+      </w:r>
+      <w:r>
+        <w:t xml:space="preserve"> </w:t>
+      </w:r>
+      <w:r>
+        <w:rPr>
+          <w:rFonts w:hint="eastAsia"/>
+        </w:rPr>
+        <w:t xml:space="preserve">반면 오라클 </w:t>
+      </w:r>
+      <w:r>
+        <w:t>RAC</w:t>
       </w:r>
       <w:r>
         <w:rPr>
@@ -5188,52 +6220,159 @@
         <w:t xml:space="preserve">는 </w:t>
       </w:r>
       <w:r>
-        <w:rPr>
-          <w:rFonts w:hint="eastAsia"/>
-        </w:rPr>
-        <w:t xml:space="preserve">자바를 기반으로 하고 있으므로 </w:t>
-      </w:r>
-      <w:r>
-        <w:rPr>
-          <w:rFonts w:hint="eastAsia"/>
-        </w:rPr>
-        <w:t>기술적으로</w:t>
-      </w:r>
-      <w:r>
-        <w:rPr>
-          <w:rFonts w:hint="eastAsia"/>
-        </w:rPr>
-        <w:t xml:space="preserve"> 윈도우 서버를 지원하는 것도 가능하나 다양한 </w:t>
-      </w:r>
-      <w:r>
-        <w:t xml:space="preserve">OS </w:t>
-      </w:r>
-      <w:r>
-        <w:rPr>
-          <w:rFonts w:hint="eastAsia"/>
-        </w:rPr>
-        <w:t xml:space="preserve">플랫폼을 지원하기 위해서는 단순히 애플리케이션을 실행하는 것 외에 기술 지원 등 다양한 요소들을 신경써야 하기 때문에 </w:t>
-      </w:r>
-      <w:r>
-        <w:rPr>
-          <w:rFonts w:hint="eastAsia"/>
-        </w:rPr>
-        <w:t>원칙적으로</w:t>
-      </w:r>
-      <w:r>
-        <w:rPr>
-          <w:rFonts w:hint="eastAsia"/>
-        </w:rPr>
-        <w:t xml:space="preserve"> </w:t>
-      </w:r>
-      <w:r>
-        <w:t>CentOS</w:t>
-      </w:r>
-      <w:r>
-        <w:rPr>
-          <w:rFonts w:hint="eastAsia"/>
-        </w:rPr>
-        <w:t>만을 지원하는 것으로 하고 있다.</w:t>
+        <w:t>Node</w:t>
+      </w:r>
+      <w:r>
+        <w:rPr>
+          <w:rFonts w:hint="eastAsia"/>
+        </w:rPr>
+        <w:t xml:space="preserve">들이 스토리지를 공유하는 </w:t>
+      </w:r>
+      <w:r>
+        <w:t xml:space="preserve">Shared Disk </w:t>
+      </w:r>
+      <w:r>
+        <w:rPr>
+          <w:rFonts w:hint="eastAsia"/>
+        </w:rPr>
+        <w:t>방식을 사용</w:t>
+      </w:r>
+      <w:r>
+        <w:rPr>
+          <w:rFonts w:hint="eastAsia"/>
+        </w:rPr>
+        <w:t xml:space="preserve">하는 </w:t>
+      </w:r>
+      <w:r>
+        <w:t>Cluster</w:t>
+      </w:r>
+      <w:r>
+        <w:rPr>
+          <w:rFonts w:hint="eastAsia"/>
+        </w:rPr>
+        <w:t>이며</w:t>
+      </w:r>
+      <w:r>
+        <w:rPr>
+          <w:rFonts w:hint="eastAsia"/>
+        </w:rPr>
+        <w:t xml:space="preserve"> </w:t>
+      </w:r>
+      <w:r>
+        <w:t xml:space="preserve">Node </w:t>
+      </w:r>
+      <w:r>
+        <w:rPr>
+          <w:rFonts w:hint="eastAsia"/>
+        </w:rPr>
+        <w:t xml:space="preserve">수에 비례하여 </w:t>
+      </w:r>
+      <w:r>
+        <w:rPr>
+          <w:rFonts w:hint="eastAsia"/>
+        </w:rPr>
+        <w:t>스토리지 용량이 늘어나지</w:t>
+      </w:r>
+      <w:r>
+        <w:rPr>
+          <w:rFonts w:hint="eastAsia"/>
+        </w:rPr>
+        <w:t>는</w:t>
+      </w:r>
+      <w:r>
+        <w:rPr>
+          <w:rFonts w:hint="eastAsia"/>
+        </w:rPr>
+        <w:t xml:space="preserve"> 않</w:t>
+      </w:r>
+      <w:r>
+        <w:rPr>
+          <w:rFonts w:hint="eastAsia"/>
+        </w:rPr>
+        <w:t xml:space="preserve">으나 </w:t>
+      </w:r>
+      <w:r>
+        <w:t xml:space="preserve">Node </w:t>
+      </w:r>
+      <w:r>
+        <w:rPr>
+          <w:rFonts w:hint="eastAsia"/>
+        </w:rPr>
+        <w:t>수가 늘어날수록 공유 스토리지에 대한 경쟁</w:t>
+      </w:r>
+      <w:r>
+        <w:rPr>
+          <w:rFonts w:hint="eastAsia"/>
+        </w:rPr>
+        <w:t>은 증가하게 된다.</w:t>
+      </w:r>
+    </w:p>
+    <w:p>
+      <w:r>
+        <w:t xml:space="preserve">  </w:t>
+      </w:r>
+      <w:r>
+        <w:rPr>
+          <w:rFonts w:hint="eastAsia"/>
+        </w:rPr>
+        <w:t xml:space="preserve">사용자수를 고려하여 전체 시스템에서 사용할 </w:t>
+      </w:r>
+      <w:r>
+        <w:rPr>
+          <w:rFonts w:hint="eastAsia"/>
+        </w:rPr>
+        <w:t>서버</w:t>
+      </w:r>
+      <w:r>
+        <w:rPr>
+          <w:rFonts w:hint="eastAsia"/>
+        </w:rPr>
+        <w:t xml:space="preserve">의 구성과 스토리지 용량 등을 산정하는 </w:t>
+      </w:r>
+      <w:r>
+        <w:rPr>
+          <w:rFonts w:hint="eastAsia"/>
+        </w:rPr>
+        <w:t>작업을</w:t>
+      </w:r>
+      <w:r>
+        <w:rPr>
+          <w:rFonts w:hint="eastAsia"/>
+        </w:rPr>
+        <w:t xml:space="preserve"> 사이징(</w:t>
+      </w:r>
+      <w:r>
+        <w:t>sizing)</w:t>
+      </w:r>
+      <w:r>
+        <w:rPr>
+          <w:rFonts w:hint="eastAsia"/>
+        </w:rPr>
+        <w:t xml:space="preserve">이라고 부르는데 </w:t>
+      </w:r>
+      <w:r>
+        <w:t xml:space="preserve">ezEKP </w:t>
+      </w:r>
+      <w:r>
+        <w:rPr>
+          <w:rFonts w:hint="eastAsia"/>
+        </w:rPr>
+        <w:t xml:space="preserve">자바 시스템 사이징을 수행할 때에는 </w:t>
+      </w:r>
+      <w:r>
+        <w:t>‘</w:t>
+      </w:r>
+      <w:r>
+        <w:t>ezEKP_시스템_사이징_사용자수별.xlsx</w:t>
+      </w:r>
+      <w:r>
+        <w:t xml:space="preserve">’ </w:t>
+      </w:r>
+      <w:r>
+        <w:rPr>
+          <w:rFonts w:hint="eastAsia"/>
+        </w:rPr>
+        <w:t>문서를 참고하도록 한다.</w:t>
       </w:r>
     </w:p>
     <w:p/>
@@ -5241,1155 +6380,14 @@
       <w:pPr>
         <w:pStyle w:val="1"/>
       </w:pPr>
-      <w:bookmarkStart w:id="5" w:name="_Toc61392812"/>
-      <w:r>
-        <w:rPr>
-          <w:rFonts w:hint="eastAsia"/>
-        </w:rPr>
-        <w:t xml:space="preserve">ezEKP 자바 모듈 </w:t>
-      </w:r>
-      <w:r>
-        <w:rPr>
-          <w:rFonts w:hint="eastAsia"/>
-        </w:rPr>
-        <w:t xml:space="preserve">시스템 </w:t>
-      </w:r>
-      <w:r>
-        <w:rPr>
-          <w:rFonts w:hint="eastAsia"/>
-        </w:rPr>
-        <w:t>배치</w:t>
+      <w:bookmarkStart w:id="5" w:name="_Toc61392813"/>
+      <w:r>
+        <w:rPr>
+          <w:rFonts w:hint="eastAsia"/>
+        </w:rPr>
+        <w:t>ezEKP 자바 시스템 디스크 볼륨 구성</w:t>
       </w:r>
       <w:bookmarkEnd w:id="5"/>
-    </w:p>
-    <w:p>
-      <w:r>
-        <w:t xml:space="preserve"> </w:t>
-      </w:r>
-      <w:r>
-        <w:t>ezEKP</w:t>
-      </w:r>
-      <w:r>
-        <w:rPr>
-          <w:rFonts w:hint="eastAsia"/>
-        </w:rPr>
-        <w:t xml:space="preserve">를 구성하는 애플리케이션 모듈들은 </w:t>
-      </w:r>
-      <w:r>
-        <w:rPr>
-          <w:rFonts w:hint="eastAsia"/>
-        </w:rPr>
-        <w:t>DB</w:t>
-      </w:r>
-      <w:r>
-        <w:t xml:space="preserve"> </w:t>
-      </w:r>
-      <w:r>
-        <w:rPr>
-          <w:rFonts w:hint="eastAsia"/>
-        </w:rPr>
-        <w:t xml:space="preserve">서버를 포함하여 </w:t>
-      </w:r>
-      <w:r>
-        <w:rPr>
-          <w:rFonts w:hint="eastAsia"/>
-        </w:rPr>
-        <w:t>모두 단일 머신에 배치될 수 있다.</w:t>
-      </w:r>
-      <w:r>
-        <w:t xml:space="preserve"> </w:t>
-      </w:r>
-      <w:r>
-        <w:rPr>
-          <w:rFonts w:hint="eastAsia"/>
-        </w:rPr>
-        <w:t>하지만 사용자수가 많은 경우 단일 머신으로는 서비스를 제대로 할 수 없기 때문에 다수의 머신을 사용하여 애플리케이션 모듈들을 분산 배치하게 된다.</w:t>
-      </w:r>
-      <w:r>
-        <w:t xml:space="preserve"> </w:t>
-      </w:r>
-      <w:r>
-        <w:rPr>
-          <w:rFonts w:hint="eastAsia"/>
-        </w:rPr>
-        <w:t>즉,</w:t>
-      </w:r>
-      <w:r>
-        <w:t xml:space="preserve"> ezMobile, ezFlow, jmocha-server, </w:t>
-      </w:r>
-      <w:r>
-        <w:rPr>
-          <w:rFonts w:hint="eastAsia"/>
-        </w:rPr>
-        <w:t>DB 서버를 각각 별도의 머신에 설치하는 것이다.</w:t>
-      </w:r>
-      <w:r>
-        <w:t xml:space="preserve"> </w:t>
-      </w:r>
-      <w:r>
-        <w:rPr>
-          <w:rFonts w:hint="eastAsia"/>
-        </w:rPr>
-        <w:t>다만,</w:t>
-      </w:r>
-      <w:r>
-        <w:t xml:space="preserve"> </w:t>
-      </w:r>
-      <w:r>
-        <w:t>jgw-server</w:t>
-      </w:r>
-      <w:r>
-        <w:rPr>
-          <w:rFonts w:hint="eastAsia"/>
-        </w:rPr>
-        <w:t xml:space="preserve">의 경우엔 메일 서버의 보조 역할을 수행하는 모듈이기 때문에 </w:t>
-      </w:r>
-      <w:r>
-        <w:t>jmocha-server</w:t>
-      </w:r>
-      <w:r>
-        <w:rPr>
-          <w:rFonts w:hint="eastAsia"/>
-        </w:rPr>
-        <w:t>와 항상 동일 머신에 설치</w:t>
-      </w:r>
-      <w:r>
-        <w:rPr>
-          <w:rFonts w:hint="eastAsia"/>
-        </w:rPr>
-        <w:t>한다고 보면 된다.</w:t>
-      </w:r>
-      <w:r>
-        <w:t xml:space="preserve"> </w:t>
-      </w:r>
-      <w:r>
-        <w:rPr>
-          <w:rFonts w:hint="eastAsia"/>
-        </w:rPr>
-        <w:t xml:space="preserve">즉 </w:t>
-      </w:r>
-      <w:r>
-        <w:t>jmocha-server</w:t>
-      </w:r>
-      <w:r>
-        <w:rPr>
-          <w:rFonts w:hint="eastAsia"/>
-        </w:rPr>
-        <w:t xml:space="preserve">와 </w:t>
-      </w:r>
-      <w:r>
-        <w:t>jgw-server</w:t>
-      </w:r>
-      <w:r>
-        <w:rPr>
-          <w:rFonts w:hint="eastAsia"/>
-        </w:rPr>
-        <w:t>는 하나의 그룹으로서 동작하는 애플리케이션 모듈들이다.</w:t>
-      </w:r>
-      <w:r>
-        <w:t xml:space="preserve"> </w:t>
-      </w:r>
-      <w:r>
-        <w:t>ezSyncServer</w:t>
-      </w:r>
-      <w:r>
-        <w:rPr>
-          <w:rFonts w:hint="eastAsia"/>
-        </w:rPr>
-        <w:t xml:space="preserve">의 경우에도 독립된 머신을 할당할 정도의 로드를 갖고 있는 것이 아니기 때문에 항상 </w:t>
-      </w:r>
-      <w:r>
-        <w:t>ezFlow</w:t>
-      </w:r>
-      <w:r>
-        <w:rPr>
-          <w:rFonts w:hint="eastAsia"/>
-        </w:rPr>
-        <w:t>와 동일 머신에 설치한다.</w:t>
-      </w:r>
-      <w:r>
-        <w:t xml:space="preserve"> </w:t>
-      </w:r>
-      <w:r>
-        <w:rPr>
-          <w:rFonts w:hint="eastAsia"/>
-        </w:rPr>
-        <w:t xml:space="preserve">필요에 따라 </w:t>
-      </w:r>
-      <w:r>
-        <w:t>ezMobile</w:t>
-      </w:r>
-      <w:r>
-        <w:rPr>
-          <w:rFonts w:hint="eastAsia"/>
-        </w:rPr>
-        <w:t xml:space="preserve">과 </w:t>
-      </w:r>
-      <w:r>
-        <w:t>ezFlow</w:t>
-      </w:r>
-      <w:r>
-        <w:rPr>
-          <w:rFonts w:hint="eastAsia"/>
-        </w:rPr>
-        <w:t xml:space="preserve">를 동일 머신에 설치할 수도 있고 모든 모듈들을 단일 머신에 설치하되 </w:t>
-      </w:r>
-      <w:r>
-        <w:t xml:space="preserve">DB </w:t>
-      </w:r>
-      <w:r>
-        <w:rPr>
-          <w:rFonts w:hint="eastAsia"/>
-        </w:rPr>
-        <w:t>서버만 별도의 머신으로 분리하는 형태도 가능하다.</w:t>
-      </w:r>
-    </w:p>
-    <w:p>
-      <w:r>
-        <w:t xml:space="preserve">  </w:t>
-      </w:r>
-      <w:r>
-        <w:rPr>
-          <w:rFonts w:hint="eastAsia"/>
-        </w:rPr>
-        <w:t>또한 하나의 머신에 고장이 발생했을 경우</w:t>
-      </w:r>
-      <w:r>
-        <w:rPr>
-          <w:rFonts w:hint="eastAsia"/>
-        </w:rPr>
-        <w:t>에</w:t>
-      </w:r>
-      <w:r>
-        <w:rPr>
-          <w:rFonts w:hint="eastAsia"/>
-        </w:rPr>
-        <w:t xml:space="preserve"> 서비스가 중단되지 않고 계속될 수 있도록 동일 애플리케이션 모듈을 실행하는 다수의 머신</w:t>
-      </w:r>
-      <w:r>
-        <w:rPr>
-          <w:rFonts w:hint="eastAsia"/>
-        </w:rPr>
-        <w:t>을 두기도 하는데 이러한 특성을 고가용성(</w:t>
-      </w:r>
-      <w:r>
-        <w:t>HA: High Availability)</w:t>
-      </w:r>
-      <w:r>
-        <w:rPr>
-          <w:rFonts w:hint="eastAsia"/>
-        </w:rPr>
-        <w:t>이라고 부르고 이중화를 한다고도 표현한다.</w:t>
-      </w:r>
-      <w:r>
-        <w:t xml:space="preserve"> </w:t>
-      </w:r>
-      <w:r>
-        <w:rPr>
-          <w:rFonts w:hint="eastAsia"/>
-        </w:rPr>
-        <w:t xml:space="preserve">이 경우 </w:t>
-      </w:r>
-      <w:r>
-        <w:t>ezMobile 2</w:t>
-      </w:r>
-      <w:r>
-        <w:rPr>
-          <w:rFonts w:hint="eastAsia"/>
-        </w:rPr>
-        <w:t>대,</w:t>
-      </w:r>
-      <w:r>
-        <w:t xml:space="preserve"> ezFlow 2</w:t>
-      </w:r>
-      <w:r>
-        <w:rPr>
-          <w:rFonts w:hint="eastAsia"/>
-        </w:rPr>
-        <w:t>대,</w:t>
-      </w:r>
-      <w:r>
-        <w:t xml:space="preserve"> jmocha-server 2</w:t>
-      </w:r>
-      <w:r>
-        <w:rPr>
-          <w:rFonts w:hint="eastAsia"/>
-        </w:rPr>
-        <w:t>대와 같</w:t>
-      </w:r>
-      <w:r>
-        <w:rPr>
-          <w:rFonts w:hint="eastAsia"/>
-        </w:rPr>
-        <w:t>은 형태로 구성할 수 있으며</w:t>
-      </w:r>
-      <w:r>
-        <w:rPr>
-          <w:rFonts w:hint="eastAsia"/>
-        </w:rPr>
-        <w:t xml:space="preserve"> 필요 시 </w:t>
-      </w:r>
-      <w:r>
-        <w:t>3</w:t>
-      </w:r>
-      <w:r>
-        <w:rPr>
-          <w:rFonts w:hint="eastAsia"/>
-        </w:rPr>
-        <w:t>대 이상으로 구성할 수도 있다.</w:t>
-      </w:r>
-      <w:r>
-        <w:t>(</w:t>
-      </w:r>
-      <w:r>
-        <w:rPr>
-          <w:rFonts w:hint="eastAsia"/>
-        </w:rPr>
-        <w:t>주의:</w:t>
-      </w:r>
-      <w:r>
-        <w:t xml:space="preserve"> ezSyncServer</w:t>
-      </w:r>
-      <w:r>
-        <w:rPr>
-          <w:rFonts w:hint="eastAsia"/>
-        </w:rPr>
-        <w:t xml:space="preserve">는 항상 한대로만 구성하며 보통 </w:t>
-      </w:r>
-      <w:r>
-        <w:t>ezFlow</w:t>
-      </w:r>
-      <w:r>
-        <w:rPr>
-          <w:rFonts w:hint="eastAsia"/>
-        </w:rPr>
-        <w:t>를 설치한 첫 번째 머신에 함께 위치시킨다.</w:t>
-      </w:r>
-      <w:r>
-        <w:t>)</w:t>
-      </w:r>
-      <w:r>
-        <w:t xml:space="preserve"> DB </w:t>
-      </w:r>
-      <w:r>
-        <w:rPr>
-          <w:rFonts w:hint="eastAsia"/>
-        </w:rPr>
-        <w:t xml:space="preserve">서버의 경우에도 이중화를 위해 </w:t>
-      </w:r>
-      <w:r>
-        <w:t>2</w:t>
-      </w:r>
-      <w:r>
-        <w:rPr>
-          <w:rFonts w:hint="eastAsia"/>
-        </w:rPr>
-        <w:t xml:space="preserve">대 혹은 그 이상의 머신을 두어 구성할 수 있는데 </w:t>
-      </w:r>
-      <w:r>
-        <w:t>MariaDB</w:t>
-      </w:r>
-      <w:r>
-        <w:rPr>
-          <w:rFonts w:hint="eastAsia"/>
-        </w:rPr>
-        <w:t xml:space="preserve">의 경우엔 </w:t>
-      </w:r>
-      <w:r>
-        <w:t xml:space="preserve">MariaDB </w:t>
-      </w:r>
-      <w:r>
-        <w:lastRenderedPageBreak/>
-        <w:t>Cluster(Galera Cluster</w:t>
-      </w:r>
-      <w:r>
-        <w:rPr>
-          <w:rFonts w:hint="eastAsia"/>
-        </w:rPr>
-        <w:t xml:space="preserve">라고도 함)가 고가용성을 위한 기능을 제공하며 오라클의 경우엔 오라클 </w:t>
-      </w:r>
-      <w:r>
-        <w:t>RAC(Real Application Cluster)</w:t>
-      </w:r>
-      <w:r>
-        <w:rPr>
-          <w:rFonts w:hint="eastAsia"/>
-        </w:rPr>
-        <w:t>가</w:t>
-      </w:r>
-      <w:r>
-        <w:rPr>
-          <w:rFonts w:hint="eastAsia"/>
-        </w:rPr>
-        <w:t xml:space="preserve"> </w:t>
-      </w:r>
-      <w:r>
-        <w:rPr>
-          <w:rFonts w:hint="eastAsia"/>
-        </w:rPr>
-        <w:t xml:space="preserve">고가용성 기능을 </w:t>
-      </w:r>
-      <w:r>
-        <w:rPr>
-          <w:rFonts w:hint="eastAsia"/>
-        </w:rPr>
-        <w:t>제공한다.</w:t>
-      </w:r>
-      <w:r>
-        <w:t xml:space="preserve"> </w:t>
-      </w:r>
-      <w:r>
-        <w:rPr>
-          <w:rFonts w:hint="eastAsia"/>
-        </w:rPr>
-        <w:t>여기서</w:t>
-      </w:r>
-      <w:r>
-        <w:rPr>
-          <w:rFonts w:hint="eastAsia"/>
-        </w:rPr>
-        <w:t xml:space="preserve"> </w:t>
-      </w:r>
-      <w:r>
-        <w:t>Cluster</w:t>
-      </w:r>
-      <w:r>
-        <w:rPr>
-          <w:rFonts w:hint="eastAsia"/>
-        </w:rPr>
-        <w:t xml:space="preserve">는 </w:t>
-      </w:r>
-      <w:r>
-        <w:t>2</w:t>
-      </w:r>
-      <w:r>
-        <w:rPr>
-          <w:rFonts w:hint="eastAsia"/>
-        </w:rPr>
-        <w:t>대 이상의 머신</w:t>
-      </w:r>
-      <w:r>
-        <w:rPr>
-          <w:rFonts w:hint="eastAsia"/>
-        </w:rPr>
-        <w:t>이 협력하여</w:t>
-      </w:r>
-      <w:r>
-        <w:rPr>
-          <w:rFonts w:hint="eastAsia"/>
-        </w:rPr>
-        <w:t xml:space="preserve"> 마치 한 대의 머신이 서비스하는 것처럼</w:t>
-      </w:r>
-      <w:r>
-        <w:rPr>
-          <w:rFonts w:hint="eastAsia"/>
-        </w:rPr>
-        <w:t xml:space="preserve"> 동작하는</w:t>
-      </w:r>
-      <w:r>
-        <w:rPr>
-          <w:rFonts w:hint="eastAsia"/>
-        </w:rPr>
-        <w:t xml:space="preserve"> 시스템을 </w:t>
-      </w:r>
-      <w:r>
-        <w:rPr>
-          <w:rFonts w:hint="eastAsia"/>
-        </w:rPr>
-        <w:t>의미하며</w:t>
-      </w:r>
-      <w:r>
-        <w:rPr>
-          <w:rFonts w:hint="eastAsia"/>
-        </w:rPr>
-        <w:t xml:space="preserve"> </w:t>
-      </w:r>
-      <w:r>
-        <w:t>Cluster</w:t>
-      </w:r>
-      <w:r>
-        <w:rPr>
-          <w:rFonts w:hint="eastAsia"/>
-        </w:rPr>
-        <w:t xml:space="preserve">를 구성하는 각 머신을 </w:t>
-      </w:r>
-      <w:r>
-        <w:t>Node</w:t>
-      </w:r>
-      <w:r>
-        <w:rPr>
-          <w:rFonts w:hint="eastAsia"/>
-        </w:rPr>
-        <w:t>라고 부른다.</w:t>
-      </w:r>
-      <w:r>
-        <w:t xml:space="preserve"> </w:t>
-      </w:r>
-      <w:r>
-        <w:t>Cluster</w:t>
-      </w:r>
-      <w:r>
-        <w:rPr>
-          <w:rFonts w:hint="eastAsia"/>
-        </w:rPr>
-        <w:t xml:space="preserve">를 구성하는 </w:t>
-      </w:r>
-      <w:r>
-        <w:t>Node</w:t>
-      </w:r>
-      <w:r>
-        <w:rPr>
-          <w:rFonts w:hint="eastAsia"/>
-        </w:rPr>
-        <w:t xml:space="preserve">들이 평소에 모두 서비스 수행에 참여하는 형태의 구성을 </w:t>
-      </w:r>
-      <w:r>
-        <w:t xml:space="preserve">Active-Active </w:t>
-      </w:r>
-      <w:r>
-        <w:rPr>
-          <w:rFonts w:hint="eastAsia"/>
-        </w:rPr>
-        <w:t xml:space="preserve">형태의 </w:t>
-      </w:r>
-      <w:r>
-        <w:t>Cluster</w:t>
-      </w:r>
-      <w:r>
-        <w:rPr>
-          <w:rFonts w:hint="eastAsia"/>
-        </w:rPr>
-        <w:t xml:space="preserve">라고 부르고 평소에 서비스는 하나의 </w:t>
-      </w:r>
-      <w:r>
-        <w:t>Node</w:t>
-      </w:r>
-      <w:r>
-        <w:rPr>
-          <w:rFonts w:hint="eastAsia"/>
-        </w:rPr>
-        <w:t xml:space="preserve">가 수행을 하되 해당 </w:t>
-      </w:r>
-      <w:r>
-        <w:t>Node</w:t>
-      </w:r>
-      <w:r>
-        <w:rPr>
-          <w:rFonts w:hint="eastAsia"/>
-        </w:rPr>
-        <w:t xml:space="preserve">에 장애가 발생할 경우 대기중에 있던 </w:t>
-      </w:r>
-      <w:r>
-        <w:t>Node</w:t>
-      </w:r>
-      <w:r>
-        <w:rPr>
-          <w:rFonts w:hint="eastAsia"/>
-        </w:rPr>
-        <w:t xml:space="preserve">로 교체되어(이를 </w:t>
-      </w:r>
-      <w:r>
-        <w:t>failover</w:t>
-      </w:r>
-      <w:r>
-        <w:rPr>
-          <w:rFonts w:hint="eastAsia"/>
-        </w:rPr>
-        <w:t>라고 부름)</w:t>
-      </w:r>
-      <w:r>
-        <w:t xml:space="preserve"> </w:t>
-      </w:r>
-      <w:r>
-        <w:rPr>
-          <w:rFonts w:hint="eastAsia"/>
-        </w:rPr>
-        <w:t xml:space="preserve">서비스가 지속되게 하는 형태의 구성을 </w:t>
-      </w:r>
-      <w:r>
-        <w:t xml:space="preserve">Active-Passive </w:t>
-      </w:r>
-      <w:r>
-        <w:rPr>
-          <w:rFonts w:hint="eastAsia"/>
-        </w:rPr>
-        <w:t xml:space="preserve">혹은 </w:t>
-      </w:r>
-      <w:r>
-        <w:t xml:space="preserve">Active-Standby </w:t>
-      </w:r>
-      <w:r>
-        <w:rPr>
-          <w:rFonts w:hint="eastAsia"/>
-        </w:rPr>
-        <w:t xml:space="preserve">형태의 </w:t>
-      </w:r>
-      <w:r>
-        <w:t>Cluster</w:t>
-      </w:r>
-      <w:r>
-        <w:rPr>
-          <w:rFonts w:hint="eastAsia"/>
-        </w:rPr>
-        <w:t>라고 부른다.</w:t>
-      </w:r>
-    </w:p>
-    <w:p>
-      <w:r>
-        <w:t xml:space="preserve">  </w:t>
-      </w:r>
-      <w:r>
-        <w:t>2</w:t>
-      </w:r>
-      <w:r>
-        <w:rPr>
-          <w:rFonts w:hint="eastAsia"/>
-        </w:rPr>
-        <w:t xml:space="preserve">대 이상의 머신이 </w:t>
-      </w:r>
-      <w:r>
-        <w:rPr>
-          <w:rFonts w:hint="eastAsia"/>
-        </w:rPr>
-        <w:t xml:space="preserve">동시에 서비스에 </w:t>
-      </w:r>
-      <w:r>
-        <w:rPr>
-          <w:rFonts w:hint="eastAsia"/>
-        </w:rPr>
-        <w:t xml:space="preserve">사용되는 경우엔 그 앞에 </w:t>
-      </w:r>
-      <w:r>
-        <w:t xml:space="preserve">L4 </w:t>
-      </w:r>
-      <w:r>
-        <w:rPr>
-          <w:rFonts w:hint="eastAsia"/>
-        </w:rPr>
-        <w:t xml:space="preserve">스위치 혹은 </w:t>
-      </w:r>
-      <w:r>
-        <w:t xml:space="preserve">L7 </w:t>
-      </w:r>
-      <w:r>
-        <w:rPr>
-          <w:rFonts w:hint="eastAsia"/>
-        </w:rPr>
-        <w:t xml:space="preserve">스위치와 같은 </w:t>
-      </w:r>
-      <w:r>
-        <w:t xml:space="preserve">LB(Load Balancer) </w:t>
-      </w:r>
-      <w:r>
-        <w:rPr>
-          <w:rFonts w:hint="eastAsia"/>
-        </w:rPr>
-        <w:t>장비가 배치되어 클라이언트로부터의 요청 혹은 애플리케이션 모듈간의 요청을 받아 각 머신으로 분산시켜 주게 되며 머신에 장애가 발생했는 지 여부를 체크하여(</w:t>
-      </w:r>
-      <w:r>
-        <w:t>health check</w:t>
-      </w:r>
-      <w:r>
-        <w:rPr>
-          <w:rFonts w:hint="eastAsia"/>
-        </w:rPr>
-        <w:t>라고 함)</w:t>
-      </w:r>
-      <w:r>
-        <w:t xml:space="preserve"> </w:t>
-      </w:r>
-      <w:r>
-        <w:rPr>
-          <w:rFonts w:hint="eastAsia"/>
-        </w:rPr>
-        <w:t>장애가 발생한 머신을 서비스에서 제외시키는 역할을 수행한다.</w:t>
-      </w:r>
-    </w:p>
-    <w:p>
-      <w:r>
-        <w:t xml:space="preserve">  </w:t>
-      </w:r>
-      <w:r>
-        <w:rPr>
-          <w:rFonts w:hint="eastAsia"/>
-        </w:rPr>
-        <w:t xml:space="preserve">참고로 </w:t>
-      </w:r>
-      <w:r>
-        <w:t>Mari</w:t>
-      </w:r>
-      <w:r>
-        <w:t>a</w:t>
-      </w:r>
-      <w:r>
-        <w:t>DB Cluster</w:t>
-      </w:r>
-      <w:r>
-        <w:rPr>
-          <w:rFonts w:hint="eastAsia"/>
-        </w:rPr>
-        <w:t xml:space="preserve">는 </w:t>
-      </w:r>
-      <w:r>
-        <w:rPr>
-          <w:rFonts w:hint="eastAsia"/>
-        </w:rPr>
-        <w:t xml:space="preserve">기본적으로 </w:t>
-      </w:r>
-      <w:r>
-        <w:t>3</w:t>
-      </w:r>
-      <w:r>
-        <w:rPr>
-          <w:rFonts w:hint="eastAsia"/>
-        </w:rPr>
-        <w:t xml:space="preserve">대의 </w:t>
-      </w:r>
-      <w:r>
-        <w:t>Node</w:t>
-      </w:r>
-      <w:r>
-        <w:rPr>
-          <w:rFonts w:hint="eastAsia"/>
-        </w:rPr>
-        <w:t xml:space="preserve">로 구성되며 </w:t>
-      </w:r>
-      <w:r>
-        <w:rPr>
-          <w:rFonts w:hint="eastAsia"/>
-        </w:rPr>
-        <w:t xml:space="preserve">각 </w:t>
-      </w:r>
-      <w:r>
-        <w:t>Node</w:t>
-      </w:r>
-      <w:r>
-        <w:rPr>
-          <w:rFonts w:hint="eastAsia"/>
-        </w:rPr>
-        <w:t xml:space="preserve">들이 </w:t>
-      </w:r>
-      <w:r>
-        <w:rPr>
-          <w:rFonts w:hint="eastAsia"/>
-        </w:rPr>
-        <w:t>자신</w:t>
-      </w:r>
-      <w:r>
-        <w:rPr>
-          <w:rFonts w:hint="eastAsia"/>
-        </w:rPr>
-        <w:t xml:space="preserve">의 </w:t>
-      </w:r>
-      <w:r>
-        <w:rPr>
-          <w:rFonts w:hint="eastAsia"/>
-        </w:rPr>
-        <w:t xml:space="preserve">로컬 스토리지에 데이터를 저장하고 </w:t>
-      </w:r>
-      <w:r>
-        <w:rPr>
-          <w:rFonts w:hint="eastAsia"/>
-        </w:rPr>
-        <w:t xml:space="preserve">변경이 발생할 때 </w:t>
-      </w:r>
-      <w:r>
-        <w:rPr>
-          <w:rFonts w:hint="eastAsia"/>
-        </w:rPr>
-        <w:t>실시간으로 복제</w:t>
-      </w:r>
-      <w:r>
-        <w:rPr>
-          <w:rFonts w:hint="eastAsia"/>
-        </w:rPr>
-        <w:t>(</w:t>
-      </w:r>
-      <w:r>
-        <w:t>Replication)</w:t>
-      </w:r>
-      <w:r>
-        <w:rPr>
-          <w:rFonts w:hint="eastAsia"/>
-        </w:rPr>
-        <w:t xml:space="preserve">하는 방식을 사용하는 </w:t>
-      </w:r>
-      <w:r>
-        <w:t xml:space="preserve">Shared Nothing </w:t>
-      </w:r>
-      <w:r>
-        <w:rPr>
-          <w:rFonts w:hint="eastAsia"/>
-        </w:rPr>
-        <w:t xml:space="preserve">방식의 </w:t>
-      </w:r>
-      <w:r>
-        <w:t>Cluster</w:t>
-      </w:r>
-      <w:r>
-        <w:rPr>
-          <w:rFonts w:hint="eastAsia"/>
-        </w:rPr>
-        <w:t xml:space="preserve">로서 </w:t>
-      </w:r>
-      <w:r>
-        <w:t>Node</w:t>
-      </w:r>
-      <w:r>
-        <w:rPr>
-          <w:rFonts w:hint="eastAsia"/>
-        </w:rPr>
-        <w:t xml:space="preserve">수를 곱한 만큼의 스토리지 </w:t>
-      </w:r>
-      <w:r>
-        <w:rPr>
-          <w:rFonts w:hint="eastAsia"/>
-        </w:rPr>
-        <w:t>용량</w:t>
-      </w:r>
-      <w:r>
-        <w:rPr>
-          <w:rFonts w:hint="eastAsia"/>
-        </w:rPr>
-        <w:t>을 필요로 한다</w:t>
-      </w:r>
-      <w:r>
-        <w:rPr>
-          <w:rFonts w:hint="eastAsia"/>
-        </w:rPr>
-        <w:t>.</w:t>
-      </w:r>
-      <w:r>
-        <w:t xml:space="preserve"> </w:t>
-      </w:r>
-      <w:r>
-        <w:rPr>
-          <w:rFonts w:hint="eastAsia"/>
-        </w:rPr>
-        <w:t>만약,</w:t>
-      </w:r>
-      <w:r>
-        <w:t xml:space="preserve"> 2</w:t>
-      </w:r>
-      <w:r>
-        <w:rPr>
-          <w:rFonts w:hint="eastAsia"/>
-        </w:rPr>
-        <w:t xml:space="preserve">대의 </w:t>
-      </w:r>
-      <w:r>
-        <w:t>Node</w:t>
-      </w:r>
-      <w:r>
-        <w:rPr>
-          <w:rFonts w:hint="eastAsia"/>
-        </w:rPr>
-        <w:t>로만 구성하고 싶을 때는</w:t>
-      </w:r>
-      <w:r>
-        <w:rPr>
-          <w:rFonts w:hint="eastAsia"/>
-        </w:rPr>
-        <w:t xml:space="preserve"> </w:t>
-      </w:r>
-      <w:r>
-        <w:rPr>
-          <w:rFonts w:hint="eastAsia"/>
-        </w:rPr>
-        <w:t xml:space="preserve">별도의 머신에 </w:t>
-      </w:r>
-      <w:r>
-        <w:t>garbd(Galera Arbitrator Daemo</w:t>
-      </w:r>
-      <w:r>
-        <w:rPr>
-          <w:rFonts w:hint="eastAsia"/>
-        </w:rPr>
-        <w:t xml:space="preserve">n)라는 </w:t>
-      </w:r>
-      <w:r>
-        <w:rPr>
-          <w:rFonts w:hint="eastAsia"/>
-        </w:rPr>
-        <w:t xml:space="preserve">스토리지 용량은 차지하지 않는 </w:t>
-      </w:r>
-      <w:r>
-        <w:rPr>
-          <w:rFonts w:hint="eastAsia"/>
-        </w:rPr>
-        <w:t xml:space="preserve">가상 </w:t>
-      </w:r>
-      <w:r>
-        <w:t>MariaDB</w:t>
-      </w:r>
-      <w:r>
-        <w:rPr>
-          <w:rFonts w:hint="eastAsia"/>
-        </w:rPr>
-        <w:t xml:space="preserve"> </w:t>
-      </w:r>
-      <w:r>
-        <w:rPr>
-          <w:rFonts w:hint="eastAsia"/>
-        </w:rPr>
-        <w:t>역할을 수행하는 모듈을</w:t>
-      </w:r>
-      <w:r>
-        <w:rPr>
-          <w:rFonts w:hint="eastAsia"/>
-        </w:rPr>
-        <w:t xml:space="preserve"> 두어 </w:t>
-      </w:r>
-      <w:r>
-        <w:t>3</w:t>
-      </w:r>
-      <w:r>
-        <w:rPr>
-          <w:rFonts w:hint="eastAsia"/>
-        </w:rPr>
-        <w:t xml:space="preserve">대의 </w:t>
-      </w:r>
-      <w:r>
-        <w:t>Node</w:t>
-      </w:r>
-      <w:r>
-        <w:rPr>
-          <w:rFonts w:hint="eastAsia"/>
-        </w:rPr>
-        <w:t>처럼 구성해야 한다.</w:t>
-      </w:r>
-      <w:r>
-        <w:t xml:space="preserve"> </w:t>
-      </w:r>
-      <w:r>
-        <w:rPr>
-          <w:rFonts w:hint="eastAsia"/>
-        </w:rPr>
-        <w:t xml:space="preserve">각 </w:t>
-      </w:r>
-      <w:r>
-        <w:t>Node</w:t>
-      </w:r>
-      <w:r>
-        <w:rPr>
-          <w:rFonts w:hint="eastAsia"/>
-        </w:rPr>
-        <w:t xml:space="preserve">들에 </w:t>
-      </w:r>
-      <w:r>
-        <w:t>write</w:t>
-      </w:r>
-      <w:r>
-        <w:rPr>
-          <w:rFonts w:hint="eastAsia"/>
-        </w:rPr>
-        <w:t xml:space="preserve">가 발생할 때마다 모든 </w:t>
-      </w:r>
-      <w:r>
-        <w:t>Node</w:t>
-      </w:r>
-      <w:r>
-        <w:rPr>
-          <w:rFonts w:hint="eastAsia"/>
-        </w:rPr>
-        <w:t xml:space="preserve">들에 복제가 되기 때문에 </w:t>
-      </w:r>
-      <w:r>
-        <w:t xml:space="preserve">write </w:t>
-      </w:r>
-      <w:r>
-        <w:rPr>
-          <w:rFonts w:hint="eastAsia"/>
-        </w:rPr>
-        <w:t>성능은 증가하지 않으나 read 성능은 증가하게 된다.</w:t>
-      </w:r>
-      <w:r>
-        <w:t xml:space="preserve"> </w:t>
-      </w:r>
-      <w:r>
-        <w:rPr>
-          <w:rFonts w:hint="eastAsia"/>
-        </w:rPr>
-        <w:t xml:space="preserve">반면 오라클 </w:t>
-      </w:r>
-      <w:r>
-        <w:t>RAC</w:t>
-      </w:r>
-      <w:r>
-        <w:rPr>
-          <w:rFonts w:hint="eastAsia"/>
-        </w:rPr>
-        <w:t xml:space="preserve">는 </w:t>
-      </w:r>
-      <w:r>
-        <w:t>Node</w:t>
-      </w:r>
-      <w:r>
-        <w:rPr>
-          <w:rFonts w:hint="eastAsia"/>
-        </w:rPr>
-        <w:t xml:space="preserve">들이 스토리지를 공유하는 </w:t>
-      </w:r>
-      <w:r>
-        <w:t xml:space="preserve">Shared Disk </w:t>
-      </w:r>
-      <w:r>
-        <w:rPr>
-          <w:rFonts w:hint="eastAsia"/>
-        </w:rPr>
-        <w:t>방식을 사용</w:t>
-      </w:r>
-      <w:r>
-        <w:rPr>
-          <w:rFonts w:hint="eastAsia"/>
-        </w:rPr>
-        <w:t xml:space="preserve">하는 </w:t>
-      </w:r>
-      <w:r>
-        <w:t>Cluster</w:t>
-      </w:r>
-      <w:r>
-        <w:rPr>
-          <w:rFonts w:hint="eastAsia"/>
-        </w:rPr>
-        <w:t>이며</w:t>
-      </w:r>
-      <w:r>
-        <w:rPr>
-          <w:rFonts w:hint="eastAsia"/>
-        </w:rPr>
-        <w:t xml:space="preserve"> </w:t>
-      </w:r>
-      <w:r>
-        <w:t xml:space="preserve">Node </w:t>
-      </w:r>
-      <w:r>
-        <w:rPr>
-          <w:rFonts w:hint="eastAsia"/>
-        </w:rPr>
-        <w:t xml:space="preserve">수에 비례하여 </w:t>
-      </w:r>
-      <w:r>
-        <w:rPr>
-          <w:rFonts w:hint="eastAsia"/>
-        </w:rPr>
-        <w:t>스토리지 용량이 늘어나지</w:t>
-      </w:r>
-      <w:r>
-        <w:rPr>
-          <w:rFonts w:hint="eastAsia"/>
-        </w:rPr>
-        <w:t>는</w:t>
-      </w:r>
-      <w:r>
-        <w:rPr>
-          <w:rFonts w:hint="eastAsia"/>
-        </w:rPr>
-        <w:t xml:space="preserve"> 않</w:t>
-      </w:r>
-      <w:r>
-        <w:rPr>
-          <w:rFonts w:hint="eastAsia"/>
-        </w:rPr>
-        <w:t xml:space="preserve">으나 </w:t>
-      </w:r>
-      <w:r>
-        <w:t xml:space="preserve">Node </w:t>
-      </w:r>
-      <w:r>
-        <w:rPr>
-          <w:rFonts w:hint="eastAsia"/>
-        </w:rPr>
-        <w:t>수가 늘어날수록 공유 스토리지에 대한 경쟁</w:t>
-      </w:r>
-      <w:r>
-        <w:rPr>
-          <w:rFonts w:hint="eastAsia"/>
-        </w:rPr>
-        <w:t>은 증가하게 된다.</w:t>
-      </w:r>
-    </w:p>
-    <w:p>
-      <w:r>
-        <w:t xml:space="preserve">  </w:t>
-      </w:r>
-      <w:r>
-        <w:rPr>
-          <w:rFonts w:hint="eastAsia"/>
-        </w:rPr>
-        <w:t xml:space="preserve">사용자수를 고려하여 전체 시스템에서 사용할 </w:t>
-      </w:r>
-      <w:r>
-        <w:rPr>
-          <w:rFonts w:hint="eastAsia"/>
-        </w:rPr>
-        <w:t>서버</w:t>
-      </w:r>
-      <w:r>
-        <w:rPr>
-          <w:rFonts w:hint="eastAsia"/>
-        </w:rPr>
-        <w:t xml:space="preserve">의 구성과 스토리지 용량 등을 산정하는 </w:t>
-      </w:r>
-      <w:r>
-        <w:rPr>
-          <w:rFonts w:hint="eastAsia"/>
-        </w:rPr>
-        <w:t>작업을</w:t>
-      </w:r>
-      <w:r>
-        <w:rPr>
-          <w:rFonts w:hint="eastAsia"/>
-        </w:rPr>
-        <w:t xml:space="preserve"> 사이징(</w:t>
-      </w:r>
-      <w:r>
-        <w:t>sizing)</w:t>
-      </w:r>
-      <w:r>
-        <w:rPr>
-          <w:rFonts w:hint="eastAsia"/>
-        </w:rPr>
-        <w:t xml:space="preserve">이라고 부르는데 </w:t>
-      </w:r>
-      <w:r>
-        <w:t xml:space="preserve">ezEKP </w:t>
-      </w:r>
-      <w:r>
-        <w:rPr>
-          <w:rFonts w:hint="eastAsia"/>
-        </w:rPr>
-        <w:t xml:space="preserve">자바 시스템 사이징을 수행할 때에는 </w:t>
-      </w:r>
-      <w:r>
-        <w:t>‘</w:t>
-      </w:r>
-      <w:r>
-        <w:t>ezEKP_시스템_사이징_사용자수별.xlsx</w:t>
-      </w:r>
-      <w:r>
-        <w:t xml:space="preserve">’ </w:t>
-      </w:r>
-      <w:r>
-        <w:rPr>
-          <w:rFonts w:hint="eastAsia"/>
-        </w:rPr>
-        <w:t>문서를 참고하도록 한다.</w:t>
-      </w:r>
-    </w:p>
-    <w:p/>
-    <w:p>
-      <w:pPr>
-        <w:pStyle w:val="1"/>
-      </w:pPr>
-      <w:bookmarkStart w:id="6" w:name="_Toc61392813"/>
-      <w:r>
-        <w:rPr>
-          <w:rFonts w:hint="eastAsia"/>
-        </w:rPr>
-        <w:t>ezEKP 자바 시스템 디스크 볼륨 구성</w:t>
-      </w:r>
-      <w:bookmarkEnd w:id="6"/>
     </w:p>
     <w:p>
       <w:r>
@@ -7289,14 +7287,14 @@
       <w:pPr>
         <w:pStyle w:val="1"/>
       </w:pPr>
-      <w:bookmarkStart w:id="7" w:name="_Toc61392814"/>
+      <w:bookmarkStart w:id="6" w:name="_Toc61392814"/>
       <w:r>
         <w:rPr>
           <w:rFonts w:hint="eastAsia"/>
         </w:rPr>
         <w:t>ezEKP 자바 패키지 구성</w:t>
       </w:r>
-      <w:bookmarkEnd w:id="7"/>
+      <w:bookmarkEnd w:id="6"/>
     </w:p>
     <w:p>
       <w:r>
@@ -7813,7 +7811,7 @@
         <w:ind w:leftChars="0"/>
       </w:pPr>
       <w:r>
-        <w:t xml:space="preserve">Oracle JDK </w:t>
+        <w:t xml:space="preserve">JDK </w:t>
       </w:r>
       <w:r>
         <w:t xml:space="preserve">8 </w:t>
@@ -7849,34 +7847,31 @@
         <w:t xml:space="preserve"> </w:t>
       </w:r>
       <w:r>
-        <w:t xml:space="preserve">설치 </w:t>
-      </w:r>
-      <w:r>
-        <w:rPr>
-          <w:rFonts w:hint="eastAsia"/>
-        </w:rPr>
-        <w:t>과정 동안에만 사용되며 설치 후에는</w:t>
-      </w:r>
-      <w:r>
-        <w:rPr>
-          <w:rFonts w:hint="eastAsia"/>
-        </w:rPr>
-        <w:t xml:space="preserve"> OpenJDK로 </w:t>
-      </w:r>
-      <w:r>
-        <w:rPr>
-          <w:rFonts w:hint="eastAsia"/>
-        </w:rPr>
-        <w:t xml:space="preserve">수동 </w:t>
-      </w:r>
-      <w:r>
-        <w:rPr>
-          <w:rFonts w:hint="eastAsia"/>
-        </w:rPr>
-        <w:t>전환하도록 한다.</w:t>
-      </w:r>
-      <w:r>
-        <w:t>(</w:t>
+        <w:rPr>
+          <w:rFonts w:hint="eastAsia"/>
+        </w:rPr>
+        <w:t xml:space="preserve">본래는 </w:t>
+      </w:r>
+      <w:r>
+        <w:t>Oracle JDK</w:t>
+      </w:r>
+      <w:r>
+        <w:rPr>
+          <w:rFonts w:hint="eastAsia"/>
+        </w:rPr>
+        <w:t xml:space="preserve"> 패키지</w:t>
+      </w:r>
+      <w:r>
+        <w:rPr>
+          <w:rFonts w:hint="eastAsia"/>
+        </w:rPr>
+        <w:t>가 포함되어</w:t>
+      </w:r>
+      <w:r>
+        <w:rPr>
+          <w:rFonts w:hint="eastAsia"/>
+        </w:rPr>
+        <w:t xml:space="preserve"> 설치 과정 동안에만 사용하고 설치 후에는</w:t>
       </w:r>
       <w:r>
         <w:t>‘</w:t>
@@ -7885,19 +7880,100 @@
         <w:t>OpenJDK_설치_설정_방법.docx</w:t>
       </w:r>
       <w:r>
-        <w:t>’</w:t>
-      </w:r>
-      <w:r>
-        <w:t xml:space="preserve"> </w:t>
-      </w:r>
-      <w:r>
-        <w:rPr>
-          <w:rFonts w:hint="eastAsia"/>
-        </w:rPr>
-        <w:t>문서 참고</w:t>
-      </w:r>
-      <w:r>
-        <w:t>)</w:t>
+        <w:t xml:space="preserve">’ </w:t>
+      </w:r>
+      <w:r>
+        <w:rPr>
+          <w:rFonts w:hint="eastAsia"/>
+        </w:rPr>
+        <w:t>문서</w:t>
+      </w:r>
+      <w:r>
+        <w:rPr>
+          <w:rFonts w:hint="eastAsia"/>
+        </w:rPr>
+        <w:t>를</w:t>
+      </w:r>
+      <w:r>
+        <w:rPr>
+          <w:rFonts w:hint="eastAsia"/>
+        </w:rPr>
+        <w:t xml:space="preserve"> 참고</w:t>
+      </w:r>
+      <w:r>
+        <w:rPr>
+          <w:rFonts w:hint="eastAsia"/>
+        </w:rPr>
+        <w:t xml:space="preserve">하여 </w:t>
+      </w:r>
+      <w:r>
+        <w:t>OpenJDK</w:t>
+      </w:r>
+      <w:r>
+        <w:rPr>
+          <w:rFonts w:hint="eastAsia"/>
+        </w:rPr>
+        <w:t xml:space="preserve">로 수동 전환하도록 하였으나 </w:t>
+      </w:r>
+      <w:r>
+        <w:t>2021</w:t>
+      </w:r>
+      <w:r>
+        <w:rPr>
+          <w:rFonts w:hint="eastAsia"/>
+        </w:rPr>
+        <w:t xml:space="preserve">년 </w:t>
+      </w:r>
+      <w:r>
+        <w:t>8</w:t>
+      </w:r>
+      <w:r>
+        <w:rPr>
+          <w:rFonts w:hint="eastAsia"/>
+        </w:rPr>
+        <w:t xml:space="preserve">월 </w:t>
+      </w:r>
+      <w:r>
+        <w:t>5</w:t>
+      </w:r>
+      <w:r>
+        <w:rPr>
+          <w:rFonts w:hint="eastAsia"/>
+        </w:rPr>
+        <w:t xml:space="preserve">일자부터는 </w:t>
+      </w:r>
+      <w:r>
+        <w:t>OpenJDK 8</w:t>
+      </w:r>
+      <w:r>
+        <w:rPr>
+          <w:rFonts w:hint="eastAsia"/>
+        </w:rPr>
+        <w:t xml:space="preserve"> 패키지 파일이 자동으로 포함되도록 전환되었다.</w:t>
+      </w:r>
+      <w:r>
+        <w:t xml:space="preserve"> </w:t>
+      </w:r>
+      <w:r>
+        <w:rPr>
+          <w:rFonts w:hint="eastAsia"/>
+        </w:rPr>
+        <w:t xml:space="preserve">따라서 더 이상 </w:t>
+      </w:r>
+      <w:r>
+        <w:t>OpenJDK</w:t>
+      </w:r>
+      <w:r>
+        <w:rPr>
+          <w:rFonts w:hint="eastAsia"/>
+        </w:rPr>
+        <w:t>로 수동 전환할 필요는</w:t>
+      </w:r>
+      <w:r>
+        <w:rPr>
+          <w:rFonts w:hint="eastAsia"/>
+        </w:rPr>
+        <w:t xml:space="preserve"> 없게 되었다.</w:t>
       </w:r>
     </w:p>
     <w:p>
@@ -8077,6 +8153,7 @@
         <w:ind w:leftChars="0"/>
       </w:pPr>
       <w:r>
+        <w:lastRenderedPageBreak/>
         <w:t>s</w:t>
       </w:r>
       <w:r>
@@ -8122,7 +8199,6 @@
     </w:p>
     <w:p>
       <w:r>
-        <w:lastRenderedPageBreak/>
         <w:t xml:space="preserve"> </w:t>
       </w:r>
       <w:r>
@@ -8693,42 +8769,8 @@
         </w:rPr>
         <w:t>.</w:t>
       </w:r>
-      <w:r>
-        <w:t xml:space="preserve"> CentOS</w:t>
-      </w:r>
-      <w:r>
-        <w:rPr>
-          <w:rFonts w:hint="eastAsia"/>
-        </w:rPr>
-        <w:t xml:space="preserve">내에 </w:t>
-      </w:r>
-      <w:r>
-        <w:t>OpenJDK</w:t>
-      </w:r>
-      <w:r>
-        <w:rPr>
-          <w:rFonts w:hint="eastAsia"/>
-        </w:rPr>
-        <w:t xml:space="preserve">를 설치하여 사용할 때는 </w:t>
-      </w:r>
-      <w:r>
-        <w:t xml:space="preserve">/usr/local/java </w:t>
-      </w:r>
-      <w:r>
-        <w:rPr>
-          <w:rFonts w:hint="eastAsia"/>
-        </w:rPr>
-        <w:t xml:space="preserve">심볼릭 링크는 </w:t>
-      </w:r>
-      <w:r>
-        <w:t xml:space="preserve">/usr/lib/jvm/java </w:t>
-      </w:r>
-      <w:r>
-        <w:rPr>
-          <w:rFonts w:hint="eastAsia"/>
-        </w:rPr>
-        <w:t>폴더를 가리킨다.</w:t>
-      </w:r>
+      <w:bookmarkStart w:id="7" w:name="_GoBack"/>
+      <w:bookmarkEnd w:id="7"/>
     </w:p>
     <w:p>
       <w:pPr>
@@ -8863,6 +8905,7 @@
         <w:ind w:leftChars="0"/>
       </w:pPr>
       <w:r>
+        <w:lastRenderedPageBreak/>
         <w:t>/</w:t>
       </w:r>
       <w:r>
@@ -8879,9 +8922,6 @@
       </w:r>
       <w:r>
         <w:br/>
-      </w:r>
-      <w:r>
-        <w:lastRenderedPageBreak/>
         <w:t>/home/jmocha/ezEKP/jgw-server</w:t>
       </w:r>
       <w:r>
@@ -9420,7 +9460,14 @@
         <w:rPr>
           <w:rFonts w:hint="eastAsia"/>
         </w:rPr>
-        <w:t xml:space="preserve">사용자가 아닌 일반 리눅스 사용자인 </w:t>
+        <w:t>사용자가 아닌 일</w:t>
+      </w:r>
+      <w:r>
+        <w:rPr>
+          <w:rFonts w:hint="eastAsia"/>
+        </w:rPr>
+        <w:lastRenderedPageBreak/>
+        <w:t xml:space="preserve">반 리눅스 사용자인 </w:t>
       </w:r>
       <w:r>
         <w:t xml:space="preserve">jmocha </w:t>
@@ -9435,11 +9482,7 @@
         <w:t>‘</w:t>
       </w:r>
       <w:r>
-        <w:t>ezEKP를 일반 리눅스계정</w:t>
-      </w:r>
-      <w:r>
-        <w:lastRenderedPageBreak/>
-        <w:t>으로 실행하는 방법.docx</w:t>
+        <w:t>ezEKP를 일반 리눅스계정으로 실행하는 방법.docx</w:t>
       </w:r>
       <w:r>
         <w:t xml:space="preserve">’ </w:t>
@@ -9909,6 +9952,9 @@
       </w:r>
       <w:r>
         <w:br/>
+      </w:r>
+      <w:r>
+        <w:lastRenderedPageBreak/>
         <w:t>SHELL=/bin/sh</w:t>
       </w:r>
     </w:p>
@@ -9918,7 +9964,6 @@
         <w:ind w:leftChars="0" w:left="1440"/>
       </w:pPr>
       <w:r>
-        <w:lastRenderedPageBreak/>
         <w:t>PATH=/usr/local/sbin:/usr/local/bin:/sbin:/bin:/usr/sbin:/usr/bin</w:t>
       </w:r>
     </w:p>
@@ -10540,6 +10585,7 @@
         <w:ind w:leftChars="0"/>
       </w:pPr>
       <w:r>
+        <w:lastRenderedPageBreak/>
         <w:t>CentOS</w:t>
       </w:r>
       <w:r>
@@ -10586,7 +10632,6 @@
         <w:ind w:leftChars="0"/>
       </w:pPr>
       <w:r>
-        <w:lastRenderedPageBreak/>
         <w:t xml:space="preserve">ezSyncServer </w:t>
       </w:r>
       <w:r>
@@ -11102,6 +11147,7 @@
         <w:ind w:leftChars="0"/>
       </w:pPr>
       <w:r>
+        <w:lastRenderedPageBreak/>
         <w:t>MariaDB Cluster</w:t>
       </w:r>
       <w:r>
@@ -11168,11 +11214,7 @@
         <w:t>ezEKP</w:t>
       </w:r>
       <w:r>
-        <w:t xml:space="preserve"> 서비스를 먼저 종료하여 </w:t>
-      </w:r>
-      <w:r>
-        <w:lastRenderedPageBreak/>
-        <w:t>데이터의 변경이 없도록 한 다음 데이터베이스 종료 과정을 수행</w:t>
+        <w:t xml:space="preserve"> 서비스를 먼저 종료하여 데이터의 변경이 없도록 한 다음 데이터베이스 종료 과정을 수행</w:t>
       </w:r>
       <w:r>
         <w:rPr>
@@ -11904,6 +11946,7 @@
         <w:ind w:leftChars="0"/>
       </w:pPr>
       <w:r>
+        <w:lastRenderedPageBreak/>
         <w:t>Cluster</w:t>
       </w:r>
       <w:r>
@@ -11997,7 +12040,6 @@
         <w:ind w:leftChars="0" w:left="360"/>
       </w:pPr>
       <w:r>
-        <w:lastRenderedPageBreak/>
         <w:t># cd /usr/local/mysql/support-files</w:t>
       </w:r>
       <w:r>
@@ -12514,6 +12556,7 @@
         <w:ind w:leftChars="0"/>
       </w:pPr>
       <w:r>
+        <w:lastRenderedPageBreak/>
         <w:t xml:space="preserve">jgw-server -&gt; jmocha-server -&gt; ezFlow -&gt; </w:t>
       </w:r>
       <w:r>
@@ -12545,14 +12588,7 @@
         <w:rPr>
           <w:rFonts w:hint="eastAsia"/>
         </w:rPr>
-        <w:t>(jmocha 리눅스 계정으로 서비스</w:t>
-      </w:r>
-      <w:r>
-        <w:rPr>
-          <w:rFonts w:hint="eastAsia"/>
-        </w:rPr>
-        <w:lastRenderedPageBreak/>
-        <w:t>를 실행할 때는 jmocha 계정을 사용)</w:t>
+        <w:t>(jmocha 리눅스 계정으로 서비스를 실행할 때는 jmocha 계정을 사용)</w:t>
       </w:r>
       <w:r>
         <w:t xml:space="preserve"> </w:t>
@@ -16304,7 +16340,7 @@
 </file>
 
 <file path=customXml/itemProps1.xml><?xml version="1.0" encoding="utf-8"?>
-<ds:datastoreItem xmlns:ds="http://schemas.openxmlformats.org/officeDocument/2006/customXml" ds:itemID="{50EDED4A-7A10-4E0A-A78C-C562018A439E}">
+<ds:datastoreItem xmlns:ds="http://schemas.openxmlformats.org/officeDocument/2006/customXml" ds:itemID="{13C8BEAD-2867-4F33-8A14-0D1135E77659}">
   <ds:schemaRefs>
     <ds:schemaRef ds:uri="http://schemas.openxmlformats.org/officeDocument/2006/bibliography"/>
   </ds:schemaRefs>

--- a/docs/tech/ezEKP/ezEKP_자바_시스템_개요.docx
+++ b/docs/tech/ezEKP/ezEKP_자바_시스템_개요.docx
@@ -7886,25 +7886,7 @@
         <w:rPr>
           <w:rFonts w:hint="eastAsia"/>
         </w:rPr>
-        <w:t>문서</w:t>
-      </w:r>
-      <w:r>
-        <w:rPr>
-          <w:rFonts w:hint="eastAsia"/>
-        </w:rPr>
-        <w:t>를</w:t>
-      </w:r>
-      <w:r>
-        <w:rPr>
-          <w:rFonts w:hint="eastAsia"/>
-        </w:rPr>
-        <w:t xml:space="preserve"> 참고</w:t>
-      </w:r>
-      <w:r>
-        <w:rPr>
-          <w:rFonts w:hint="eastAsia"/>
-        </w:rPr>
-        <w:t xml:space="preserve">하여 </w:t>
+        <w:t xml:space="preserve">문서를 참고하여 </w:t>
       </w:r>
       <w:r>
         <w:t>OpenJDK</w:t>
@@ -8769,8 +8751,6 @@
         </w:rPr>
         <w:t>.</w:t>
       </w:r>
-      <w:bookmarkStart w:id="7" w:name="_GoBack"/>
-      <w:bookmarkEnd w:id="7"/>
     </w:p>
     <w:p>
       <w:pPr>
@@ -9476,7 +9456,21 @@
         <w:rPr>
           <w:rFonts w:hint="eastAsia"/>
         </w:rPr>
-        <w:t xml:space="preserve">계정으로 실행하기를 원할 때는 </w:t>
+        <w:t>계정으로 실행</w:t>
+      </w:r>
+      <w:r>
+        <w:rPr>
+          <w:rFonts w:hint="eastAsia"/>
+        </w:rPr>
+        <w:t>하도록</w:t>
+      </w:r>
+      <w:bookmarkStart w:id="7" w:name="_GoBack"/>
+      <w:bookmarkEnd w:id="7"/>
+      <w:r>
+        <w:rPr>
+          <w:rFonts w:hint="eastAsia"/>
+        </w:rPr>
+        <w:t xml:space="preserve"> </w:t>
       </w:r>
       <w:r>
         <w:t>‘</w:t>
@@ -16340,7 +16334,7 @@
 </file>
 
 <file path=customXml/itemProps1.xml><?xml version="1.0" encoding="utf-8"?>
-<ds:datastoreItem xmlns:ds="http://schemas.openxmlformats.org/officeDocument/2006/customXml" ds:itemID="{13C8BEAD-2867-4F33-8A14-0D1135E77659}">
+<ds:datastoreItem xmlns:ds="http://schemas.openxmlformats.org/officeDocument/2006/customXml" ds:itemID="{9B304E12-1ACB-4AF4-84E0-04A914C47660}">
   <ds:schemaRefs>
     <ds:schemaRef ds:uri="http://schemas.openxmlformats.org/officeDocument/2006/bibliography"/>
   </ds:schemaRefs>
